--- a/Profile22/Profile/portfolio-website/portfolio-fullstack/Yaswanth_Kumar_Resume.docx
+++ b/Profile22/Profile/portfolio-website/portfolio-fullstack/Yaswanth_Kumar_Resume.docx
@@ -1,6 +1,6 @@
 
 <file path=word/document.xml><?xml version="1.0" encoding="utf-8"?>
-<w:document xmlns:wpc="http://schemas.microsoft.com/office/word/2010/wordprocessingCanvas" xmlns:cx="http://schemas.microsoft.com/office/drawing/2014/chartex" xmlns:cx1="http://schemas.microsoft.com/office/drawing/2015/9/8/chartex" xmlns:cx2="http://schemas.microsoft.com/office/drawing/2015/10/21/chartex" xmlns:cx3="http://schemas.microsoft.com/office/drawing/2016/5/9/chartex" xmlns:cx4="http://schemas.microsoft.com/office/drawing/2016/5/10/chartex" xmlns:cx5="http://schemas.microsoft.com/office/drawing/2016/5/11/chartex" xmlns:cx6="http://schemas.microsoft.com/office/drawing/2016/5/12/chartex" xmlns:cx7="http://schemas.microsoft.com/office/drawing/2016/5/13/chartex" xmlns:cx8="http://schemas.microsoft.com/office/drawing/2016/5/14/chartex" xmlns:mc="http://schemas.openxmlformats.org/markup-compatibility/2006" xmlns:aink="http://schemas.microsoft.com/office/drawing/2016/ink" xmlns:am3d="http://schemas.microsoft.com/office/drawing/2017/model3d" xmlns:o="urn:schemas-microsoft-com:office:office" xmlns:oel="http://schemas.microsoft.com/office/2019/extlst" xmlns:r="http://schemas.openxmlformats.org/officeDocument/2006/relationships" xmlns:m="http://schemas.openxmlformats.org/officeDocument/2006/math" xmlns:v="urn:schemas-microsoft-com:vml" xmlns:wp14="http://schemas.microsoft.com/office/word/2010/wordprocessingDrawing" xmlns:wp="http://schemas.openxmlformats.org/drawingml/2006/wordprocessingDrawing" xmlns:w10="urn:schemas-microsoft-com:office:word" xmlns:w="http://schemas.openxmlformats.org/wordprocessingml/2006/main" xmlns:w14="http://schemas.microsoft.com/office/word/2010/wordml" xmlns:w15="http://schemas.microsoft.com/office/word/2012/wordml" xmlns:w16cei="http://schemas.microsoft.com/office/word/2026/wordml/cei" xmlns:w16cex="http://schemas.microsoft.com/office/word/2018/wordml/cex" xmlns:w16cid="http://schemas.microsoft.com/office/word/2016/wordml/cid" xmlns:w16="http://schemas.microsoft.com/office/word/2018/wordml" xmlns:w16du="http://schemas.microsoft.com/office/word/2023/wordml/word16du" xmlns:w16sdtdh="http://schemas.microsoft.com/office/word/2020/wordml/sdtdatahash" xmlns:w16sdtfl="http://schemas.microsoft.com/office/word/2024/wordml/sdtformatlock" xmlns:w16se="http://schemas.microsoft.com/office/word/2015/wordml/symex" xmlns:wpg="http://schemas.microsoft.com/office/word/2010/wordprocessingGroup" xmlns:wpi="http://schemas.microsoft.com/office/word/2010/wordprocessingInk" xmlns:wne="http://schemas.microsoft.com/office/word/2006/wordml" xmlns:wps="http://schemas.microsoft.com/office/word/2010/wordprocessingShape" mc:Ignorable="w14 w15 w16se w16cid w16 w16cex w16sdtdh w16sdtfl w16du wp14">
+<w:document xmlns:wpc="http://schemas.microsoft.com/office/word/2010/wordprocessingCanvas" xmlns:cx="http://schemas.microsoft.com/office/drawing/2014/chartex" xmlns:cx1="http://schemas.microsoft.com/office/drawing/2015/9/8/chartex" xmlns:cx2="http://schemas.microsoft.com/office/drawing/2015/10/21/chartex" xmlns:cx3="http://schemas.microsoft.com/office/drawing/2016/5/9/chartex" xmlns:cx4="http://schemas.microsoft.com/office/drawing/2016/5/10/chartex" xmlns:cx5="http://schemas.microsoft.com/office/drawing/2016/5/11/chartex" xmlns:cx6="http://schemas.microsoft.com/office/drawing/2016/5/12/chartex" xmlns:cx7="http://schemas.microsoft.com/office/drawing/2016/5/13/chartex" xmlns:cx8="http://schemas.microsoft.com/office/drawing/2016/5/14/chartex" xmlns:mc="http://schemas.openxmlformats.org/markup-compatibility/2006" xmlns:aink="http://schemas.microsoft.com/office/drawing/2016/ink" xmlns:am3d="http://schemas.microsoft.com/office/drawing/2017/model3d" xmlns:o="urn:schemas-microsoft-com:office:office" xmlns:oel="http://schemas.microsoft.com/office/2019/extlst" xmlns:r="http://schemas.openxmlformats.org/officeDocument/2006/relationships" xmlns:m="http://schemas.openxmlformats.org/officeDocument/2006/math" xmlns:v="urn:schemas-microsoft-com:vml" xmlns:wp14="http://schemas.microsoft.com/office/word/2010/wordprocessingDrawing" xmlns:wp="http://schemas.openxmlformats.org/drawingml/2006/wordprocessingDrawing" xmlns:w10="urn:schemas-microsoft-com:office:word" xmlns:w="http://schemas.openxmlformats.org/wordprocessingml/2006/main" xmlns:w14="http://schemas.microsoft.com/office/word/2010/wordml" xmlns:w15="http://schemas.microsoft.com/office/word/2012/wordml" xmlns:w16cex="http://schemas.microsoft.com/office/word/2018/wordml/cex" xmlns:w16cid="http://schemas.microsoft.com/office/word/2016/wordml/cid" xmlns:w16="http://schemas.microsoft.com/office/word/2018/wordml" xmlns:w16du="http://schemas.microsoft.com/office/word/2023/wordml/word16du" xmlns:w16sdtdh="http://schemas.microsoft.com/office/word/2020/wordml/sdtdatahash" xmlns:w16sdtfl="http://schemas.microsoft.com/office/word/2024/wordml/sdtformatlock" xmlns:w16se="http://schemas.microsoft.com/office/word/2015/wordml/symex" xmlns:wpg="http://schemas.microsoft.com/office/word/2010/wordprocessingGroup" xmlns:wpi="http://schemas.microsoft.com/office/word/2010/wordprocessingInk" xmlns:wne="http://schemas.microsoft.com/office/word/2006/wordml" xmlns:wps="http://schemas.microsoft.com/office/word/2010/wordprocessingShape" mc:Ignorable="w14 w15 w16se w16cid w16 w16cex w16sdtdh w16sdtfl w16du wp14">
   <w:body>
     <w:p>
       <w:pPr>
@@ -99,7 +99,7 @@
           <w:sz w:val="24"/>
           <w:szCs w:val="24"/>
         </w:rPr>
-        <w:t>yaswanthkumar2341@gmail.com</w:t>
+        <w:t>nyaswanthkumar93@gmail.com</w:t>
       </w:r>
       <w:r>
         <w:rPr>
@@ -207,16 +207,97 @@
           <w:szCs w:val="24"/>
         </w:rPr>
       </w:pPr>
-      <w:r>
+      <w:hyperlink r:id="rId11" w:history="1">
+        <w:r>
+          <w:rPr>
+            <w:rStyle w:val="Hyperlink"/>
+            <w:rFonts w:ascii="Times New Roman" w:hAnsi="Times New Roman" w:cs="Times New Roman"/>
+            <w:position w:val="2"/>
+            <w:sz w:val="24"/>
+            <w:szCs w:val="24"/>
+          </w:rPr>
+          <w:t>https://www.linkedin.com/in/nallagajulayaswanthkumar</w:t>
+        </w:r>
+      </w:hyperlink>
+    </w:p>
+    <w:p>
+      <w:pPr>
+        <w:pStyle w:val="BodyText"/>
+        <w:numPr>
+          <w:ilvl w:val="0"/>
+          <w:numId w:val="6"/>
+        </w:numPr>
+        <w:tabs>
+          <w:tab w:val="left" w:pos="2535"/>
+          <w:tab w:val="left" w:pos="4441"/>
+          <w:tab w:val="left" w:pos="5716"/>
+          <w:tab w:val="left" w:pos="6879"/>
+        </w:tabs>
+        <w:spacing w:before="32"/>
+        <w:jc w:val="center"/>
         <w:rPr>
           <w:rFonts w:ascii="Times New Roman" w:hAnsi="Times New Roman" w:cs="Times New Roman"/>
           <w:color w:val="0000FF"/>
           <w:position w:val="2"/>
           <w:sz w:val="24"/>
           <w:szCs w:val="24"/>
-        </w:rPr>
-        <w:t>https://www.linkedin.com/in/nallagajulayaswanthkumar</w:t>
-      </w:r>
+          <w:u w:val="single"/>
+        </w:rPr>
+      </w:pPr>
+      <w:r>
+        <w:rPr>
+          <w:rFonts w:ascii="Times New Roman" w:hAnsi="Times New Roman" w:cs="Times New Roman"/>
+          <w:color w:val="0000FF"/>
+          <w:position w:val="2"/>
+          <w:sz w:val="24"/>
+          <w:szCs w:val="24"/>
+          <w:u w:val="single"/>
+        </w:rPr>
+        <w:t>https://github.com/nallagajula-yaswanth</w:t>
+      </w:r>
+    </w:p>
+    <w:p>
+      <w:pPr>
+        <w:pStyle w:val="BodyText"/>
+        <w:tabs>
+          <w:tab w:val="left" w:pos="2535"/>
+          <w:tab w:val="left" w:pos="4441"/>
+          <w:tab w:val="left" w:pos="5716"/>
+          <w:tab w:val="left" w:pos="6879"/>
+        </w:tabs>
+        <w:spacing w:before="32"/>
+        <w:ind w:left="360" w:firstLine="0"/>
+        <w:jc w:val="center"/>
+        <w:rPr>
+          <w:rFonts w:ascii="Times New Roman" w:hAnsi="Times New Roman" w:cs="Times New Roman"/>
+          <w:color w:val="0000FF"/>
+          <w:position w:val="2"/>
+          <w:sz w:val="24"/>
+          <w:szCs w:val="24"/>
+          <w:u w:val="single"/>
+        </w:rPr>
+      </w:pPr>
+      <w:r>
+        <w:rPr>
+          <w:rFonts w:ascii="Segoe UI Emoji" w:hAnsi="Segoe UI Emoji" w:cs="Segoe UI Emoji"/>
+          <w:position w:val="2"/>
+          <w:sz w:val="24"/>
+          <w:szCs w:val="24"/>
+        </w:rPr>
+        <w:t>🔗</w:t>
+      </w:r>
+      <w:hyperlink r:id="rId12" w:history="1">
+        <w:r>
+          <w:rPr>
+            <w:rStyle w:val="Hyperlink"/>
+            <w:rFonts w:ascii="Times New Roman" w:hAnsi="Times New Roman" w:cs="Times New Roman"/>
+            <w:position w:val="2"/>
+            <w:sz w:val="24"/>
+            <w:szCs w:val="24"/>
+          </w:rPr>
+          <w:t>https://nallagajula-yaswanth.vercel.app</w:t>
+        </w:r>
+      </w:hyperlink>
     </w:p>
     <w:p>
       <w:pPr>
@@ -301,7 +382,7 @@
               </wp:anchor>
             </w:drawing>
           </mc:Choice>
-          <mc:Fallback>
+          <mc:Fallback xmlns:w16cei="http://schemas.microsoft.com/office/word/2026/wordml/cei">
             <w:pict>
               <v:shape w14:anchorId="13C91B83" id="Graphic 7" o:spid="_x0000_s1026" style="position:absolute;margin-left:28.3pt;margin-top:15.85pt;width:538.6pt;height:.1pt;z-index:-251660288;visibility:visible;mso-wrap-style:square;mso-wrap-distance-left:0;mso-wrap-distance-top:0;mso-wrap-distance-right:0;mso-wrap-distance-bottom:0;mso-position-horizontal:absolute;mso-position-horizontal-relative:page;mso-position-vertical:absolute;mso-position-vertical-relative:text;v-text-anchor:top" coordsize="6840220,1270" o:gfxdata="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" path="m,l6840004,e" filled="f" strokeweight=".14039mm">
                 <v:path arrowok="t"/>
@@ -322,338 +403,69 @@
     </w:p>
     <w:p>
       <w:pPr>
-        <w:pStyle w:val="BodyText"/>
-        <w:spacing w:before="149" w:line="235" w:lineRule="auto"/>
-        <w:ind w:left="141" w:firstLine="0"/>
-        <w:rPr>
-          <w:rFonts w:ascii="Times New Roman" w:hAnsi="Times New Roman" w:cs="Times New Roman"/>
-          <w:sz w:val="24"/>
-          <w:szCs w:val="24"/>
-        </w:rPr>
-      </w:pPr>
-      <w:r>
-        <w:rPr>
-          <w:rFonts w:ascii="Times New Roman" w:hAnsi="Times New Roman" w:cs="Times New Roman"/>
+        <w:pStyle w:val="Heading1"/>
+        <w:spacing w:before="1"/>
+        <w:rPr>
+          <w:rFonts w:ascii="Times New Roman" w:hAnsi="Times New Roman" w:cs="Times New Roman"/>
+          <w:b w:val="0"/>
+          <w:bCs w:val="0"/>
           <w:w w:val="110"/>
-          <w:sz w:val="24"/>
-          <w:szCs w:val="24"/>
-        </w:rPr>
-        <w:t>Fresher</w:t>
-      </w:r>
-      <w:r>
-        <w:rPr>
-          <w:rFonts w:ascii="Times New Roman" w:hAnsi="Times New Roman" w:cs="Times New Roman"/>
-          <w:spacing w:val="19"/>
+          <w:lang w:val="en-IN"/>
+        </w:rPr>
+      </w:pPr>
+      <w:proofErr w:type="gramStart"/>
+      <w:r>
+        <w:rPr>
+          <w:rFonts w:ascii="Times New Roman" w:hAnsi="Times New Roman" w:cs="Times New Roman"/>
+          <w:b w:val="0"/>
+          <w:bCs w:val="0"/>
           <w:w w:val="110"/>
-          <w:sz w:val="24"/>
-          <w:szCs w:val="24"/>
+          <w:lang w:val="en-IN"/>
+        </w:rPr>
+        <w:t>B.Tech</w:t>
+      </w:r>
+      <w:proofErr w:type="gramEnd"/>
+      <w:r>
+        <w:rPr>
+          <w:rFonts w:ascii="Times New Roman" w:hAnsi="Times New Roman" w:cs="Times New Roman"/>
+          <w:b w:val="0"/>
+          <w:bCs w:val="0"/>
+          <w:w w:val="110"/>
+          <w:lang w:val="en-IN"/>
+        </w:rPr>
+        <w:t xml:space="preserve"> student in Electronics and Communication Engineering with hands-on experience in Python Full Stack Development. Proficient in Python, Django, HTML, CSS, JavaScript, SQL, and REST APIs. Skilled in developing responsive web applications, backend </w:t>
+      </w:r>
+      <w:proofErr w:type="gramStart"/>
+      <w:r>
+        <w:rPr>
+          <w:rFonts w:ascii="Times New Roman" w:hAnsi="Times New Roman" w:cs="Times New Roman"/>
+          <w:b w:val="0"/>
+          <w:bCs w:val="0"/>
+          <w:w w:val="110"/>
+          <w:lang w:val="en-IN"/>
+        </w:rPr>
+        <w:t>development,database</w:t>
+      </w:r>
+      <w:proofErr w:type="gramEnd"/>
+      <w:r>
+        <w:rPr>
+          <w:rFonts w:ascii="Times New Roman" w:hAnsi="Times New Roman" w:cs="Times New Roman"/>
+          <w:b w:val="0"/>
+          <w:bCs w:val="0"/>
+          <w:w w:val="110"/>
+          <w:lang w:val="en-IN"/>
         </w:rPr>
         <w:t xml:space="preserve"> </w:t>
       </w:r>
       <w:r>
         <w:rPr>
           <w:rFonts w:ascii="Times New Roman" w:hAnsi="Times New Roman" w:cs="Times New Roman"/>
-          <w:spacing w:val="19"/>
+          <w:b w:val="0"/>
+          <w:bCs w:val="0"/>
           <w:w w:val="110"/>
-          <w:sz w:val="24"/>
-          <w:szCs w:val="24"/>
-        </w:rPr>
-        <w:t>Diploma</w:t>
-      </w:r>
-      <w:r>
-        <w:rPr>
-          <w:rFonts w:ascii="Times New Roman" w:hAnsi="Times New Roman" w:cs="Times New Roman"/>
-          <w:spacing w:val="19"/>
-          <w:w w:val="110"/>
-          <w:sz w:val="24"/>
-          <w:szCs w:val="24"/>
-        </w:rPr>
-        <w:t xml:space="preserve"> </w:t>
-      </w:r>
-      <w:r>
-        <w:rPr>
-          <w:rFonts w:ascii="Times New Roman" w:hAnsi="Times New Roman" w:cs="Times New Roman"/>
-          <w:w w:val="110"/>
-          <w:sz w:val="24"/>
-          <w:szCs w:val="24"/>
-        </w:rPr>
-        <w:t>graduate</w:t>
-      </w:r>
-      <w:r>
-        <w:rPr>
-          <w:rFonts w:ascii="Times New Roman" w:hAnsi="Times New Roman" w:cs="Times New Roman"/>
-          <w:spacing w:val="19"/>
-          <w:w w:val="110"/>
-          <w:sz w:val="24"/>
-          <w:szCs w:val="24"/>
-        </w:rPr>
-        <w:t xml:space="preserve"> </w:t>
-      </w:r>
-      <w:r>
-        <w:rPr>
-          <w:rFonts w:ascii="Times New Roman" w:hAnsi="Times New Roman" w:cs="Times New Roman"/>
-          <w:w w:val="110"/>
-          <w:sz w:val="24"/>
-          <w:szCs w:val="24"/>
-        </w:rPr>
-        <w:t>and</w:t>
-      </w:r>
-      <w:r>
-        <w:rPr>
-          <w:rFonts w:ascii="Times New Roman" w:hAnsi="Times New Roman" w:cs="Times New Roman"/>
-          <w:spacing w:val="19"/>
-          <w:w w:val="110"/>
-          <w:sz w:val="24"/>
-          <w:szCs w:val="24"/>
-        </w:rPr>
-        <w:t xml:space="preserve"> </w:t>
-      </w:r>
-      <w:r>
-        <w:rPr>
-          <w:rFonts w:ascii="Times New Roman" w:hAnsi="Times New Roman" w:cs="Times New Roman"/>
-          <w:w w:val="110"/>
-          <w:sz w:val="24"/>
-          <w:szCs w:val="24"/>
-        </w:rPr>
-        <w:t>Software</w:t>
-      </w:r>
-      <w:r>
-        <w:rPr>
-          <w:rFonts w:ascii="Times New Roman" w:hAnsi="Times New Roman" w:cs="Times New Roman"/>
-          <w:spacing w:val="19"/>
-          <w:w w:val="110"/>
-          <w:sz w:val="24"/>
-          <w:szCs w:val="24"/>
-        </w:rPr>
-        <w:t xml:space="preserve"> </w:t>
-      </w:r>
-      <w:r>
-        <w:rPr>
-          <w:rFonts w:ascii="Times New Roman" w:hAnsi="Times New Roman" w:cs="Times New Roman"/>
-          <w:w w:val="110"/>
-          <w:sz w:val="24"/>
-          <w:szCs w:val="24"/>
-        </w:rPr>
-        <w:t>Developer</w:t>
-      </w:r>
-      <w:r>
-        <w:rPr>
-          <w:rFonts w:ascii="Times New Roman" w:hAnsi="Times New Roman" w:cs="Times New Roman"/>
-          <w:spacing w:val="19"/>
-          <w:w w:val="110"/>
-          <w:sz w:val="24"/>
-          <w:szCs w:val="24"/>
-        </w:rPr>
-        <w:t xml:space="preserve"> </w:t>
-      </w:r>
-      <w:r>
-        <w:rPr>
-          <w:rFonts w:ascii="Times New Roman" w:hAnsi="Times New Roman" w:cs="Times New Roman"/>
-          <w:w w:val="110"/>
-          <w:sz w:val="24"/>
-          <w:szCs w:val="24"/>
-        </w:rPr>
-        <w:t>with</w:t>
-      </w:r>
-      <w:r>
-        <w:rPr>
-          <w:rFonts w:ascii="Times New Roman" w:hAnsi="Times New Roman" w:cs="Times New Roman"/>
-          <w:spacing w:val="19"/>
-          <w:w w:val="110"/>
-          <w:sz w:val="24"/>
-          <w:szCs w:val="24"/>
-        </w:rPr>
-        <w:t xml:space="preserve"> </w:t>
-      </w:r>
-      <w:r>
-        <w:rPr>
-          <w:rFonts w:ascii="Times New Roman" w:hAnsi="Times New Roman" w:cs="Times New Roman"/>
-          <w:w w:val="110"/>
-          <w:sz w:val="24"/>
-          <w:szCs w:val="24"/>
-        </w:rPr>
-        <w:t>strong</w:t>
-      </w:r>
-      <w:r>
-        <w:rPr>
-          <w:rFonts w:ascii="Times New Roman" w:hAnsi="Times New Roman" w:cs="Times New Roman"/>
-          <w:spacing w:val="19"/>
-          <w:w w:val="110"/>
-          <w:sz w:val="24"/>
-          <w:szCs w:val="24"/>
-        </w:rPr>
-        <w:t xml:space="preserve"> </w:t>
-      </w:r>
-      <w:r>
-        <w:rPr>
-          <w:rFonts w:ascii="Times New Roman" w:hAnsi="Times New Roman" w:cs="Times New Roman"/>
-          <w:w w:val="110"/>
-          <w:sz w:val="24"/>
-          <w:szCs w:val="24"/>
-        </w:rPr>
-        <w:t>skills</w:t>
-      </w:r>
-      <w:r>
-        <w:rPr>
-          <w:rFonts w:ascii="Times New Roman" w:hAnsi="Times New Roman" w:cs="Times New Roman"/>
-          <w:spacing w:val="19"/>
-          <w:w w:val="110"/>
-          <w:sz w:val="24"/>
-          <w:szCs w:val="24"/>
-        </w:rPr>
-        <w:t xml:space="preserve"> </w:t>
-      </w:r>
-      <w:r>
-        <w:rPr>
-          <w:rFonts w:ascii="Times New Roman" w:hAnsi="Times New Roman" w:cs="Times New Roman"/>
-          <w:w w:val="110"/>
-          <w:sz w:val="24"/>
-          <w:szCs w:val="24"/>
-        </w:rPr>
-        <w:t>in</w:t>
-      </w:r>
-      <w:r>
-        <w:rPr>
-          <w:rFonts w:ascii="Times New Roman" w:hAnsi="Times New Roman" w:cs="Times New Roman"/>
-          <w:spacing w:val="19"/>
-          <w:w w:val="110"/>
-          <w:sz w:val="24"/>
-          <w:szCs w:val="24"/>
-        </w:rPr>
-        <w:t xml:space="preserve"> Frontend, </w:t>
-      </w:r>
-      <w:r>
-        <w:rPr>
-          <w:rFonts w:ascii="Times New Roman" w:hAnsi="Times New Roman" w:cs="Times New Roman"/>
-          <w:w w:val="110"/>
-          <w:sz w:val="24"/>
-          <w:szCs w:val="24"/>
-        </w:rPr>
-        <w:t>Python,</w:t>
-      </w:r>
-      <w:r>
-        <w:rPr>
-          <w:rFonts w:ascii="Times New Roman" w:hAnsi="Times New Roman" w:cs="Times New Roman"/>
-          <w:spacing w:val="22"/>
-          <w:w w:val="110"/>
-          <w:sz w:val="24"/>
-          <w:szCs w:val="24"/>
-        </w:rPr>
-        <w:t xml:space="preserve"> </w:t>
-      </w:r>
-      <w:r>
-        <w:rPr>
-          <w:rFonts w:ascii="Times New Roman" w:hAnsi="Times New Roman" w:cs="Times New Roman"/>
-          <w:w w:val="110"/>
-          <w:sz w:val="24"/>
-          <w:szCs w:val="24"/>
-        </w:rPr>
-        <w:t>Django,</w:t>
-      </w:r>
-      <w:r>
-        <w:rPr>
-          <w:rFonts w:ascii="Times New Roman" w:hAnsi="Times New Roman" w:cs="Times New Roman"/>
-          <w:spacing w:val="22"/>
-          <w:w w:val="110"/>
-          <w:sz w:val="24"/>
-          <w:szCs w:val="24"/>
-        </w:rPr>
-        <w:t xml:space="preserve"> </w:t>
-      </w:r>
-      <w:r>
-        <w:rPr>
-          <w:rFonts w:ascii="Times New Roman" w:hAnsi="Times New Roman" w:cs="Times New Roman"/>
-          <w:w w:val="110"/>
-          <w:sz w:val="24"/>
-          <w:szCs w:val="24"/>
-        </w:rPr>
-        <w:t>REST,</w:t>
-      </w:r>
-      <w:r>
-        <w:rPr>
-          <w:rFonts w:ascii="Times New Roman" w:hAnsi="Times New Roman" w:cs="Times New Roman"/>
-          <w:spacing w:val="19"/>
-          <w:w w:val="110"/>
-          <w:sz w:val="24"/>
-          <w:szCs w:val="24"/>
-        </w:rPr>
-        <w:t xml:space="preserve"> </w:t>
-      </w:r>
-      <w:r>
-        <w:rPr>
-          <w:rFonts w:ascii="Times New Roman" w:hAnsi="Times New Roman" w:cs="Times New Roman"/>
-          <w:w w:val="110"/>
-          <w:sz w:val="24"/>
-          <w:szCs w:val="24"/>
-        </w:rPr>
-        <w:t>and</w:t>
-      </w:r>
-      <w:r>
-        <w:rPr>
-          <w:rFonts w:ascii="Times New Roman" w:hAnsi="Times New Roman" w:cs="Times New Roman"/>
-          <w:spacing w:val="19"/>
-          <w:w w:val="110"/>
-          <w:sz w:val="24"/>
-          <w:szCs w:val="24"/>
-        </w:rPr>
-        <w:t xml:space="preserve"> </w:t>
-      </w:r>
-      <w:r>
-        <w:rPr>
-          <w:rFonts w:ascii="Times New Roman" w:hAnsi="Times New Roman" w:cs="Times New Roman"/>
-          <w:w w:val="110"/>
-          <w:sz w:val="24"/>
-          <w:szCs w:val="24"/>
-        </w:rPr>
-        <w:t>SQL.</w:t>
-      </w:r>
-      <w:r>
-        <w:rPr>
-          <w:rFonts w:ascii="Times New Roman" w:hAnsi="Times New Roman" w:cs="Times New Roman"/>
-          <w:spacing w:val="19"/>
-          <w:w w:val="110"/>
-          <w:sz w:val="24"/>
-          <w:szCs w:val="24"/>
-        </w:rPr>
-        <w:t xml:space="preserve"> </w:t>
-      </w:r>
-      <w:r>
-        <w:rPr>
-          <w:rFonts w:ascii="Times New Roman" w:hAnsi="Times New Roman" w:cs="Times New Roman"/>
-          <w:w w:val="110"/>
-          <w:sz w:val="24"/>
-          <w:szCs w:val="24"/>
-        </w:rPr>
-        <w:t>Passionate</w:t>
-      </w:r>
-      <w:r>
-        <w:rPr>
-          <w:rFonts w:ascii="Times New Roman" w:hAnsi="Times New Roman" w:cs="Times New Roman"/>
-          <w:spacing w:val="19"/>
-          <w:w w:val="110"/>
-          <w:sz w:val="24"/>
-          <w:szCs w:val="24"/>
-        </w:rPr>
-        <w:t xml:space="preserve"> </w:t>
-      </w:r>
-      <w:r>
-        <w:rPr>
-          <w:rFonts w:ascii="Times New Roman" w:hAnsi="Times New Roman" w:cs="Times New Roman"/>
-          <w:w w:val="110"/>
-          <w:sz w:val="24"/>
-          <w:szCs w:val="24"/>
-        </w:rPr>
-        <w:t xml:space="preserve">about </w:t>
-      </w:r>
-      <w:r>
-        <w:rPr>
-          <w:rFonts w:ascii="Times New Roman" w:hAnsi="Times New Roman" w:cs="Times New Roman"/>
-          <w:spacing w:val="-2"/>
-          <w:w w:val="110"/>
-          <w:sz w:val="24"/>
-          <w:szCs w:val="24"/>
-        </w:rPr>
-        <w:t>building secure and efficient web applications, solving real-world problems, and contributing to innovative projects.</w:t>
+          <w:lang w:val="en-IN"/>
+        </w:rPr>
+        <w:t>management, and problem-solving. Seeking an entry-level Software Developer or Python Full Stack Developer position to apply technical skills and contribute to building efficient, scalable, and reliable software solutions.</w:t>
       </w:r>
     </w:p>
     <w:p>
@@ -727,7 +539,7 @@
               </wp:anchor>
             </w:drawing>
           </mc:Choice>
-          <mc:Fallback>
+          <mc:Fallback xmlns:w16cei="http://schemas.microsoft.com/office/word/2026/wordml/cei">
             <w:pict>
               <v:shape w14:anchorId="10C2913C" id="Graphic 8" o:spid="_x0000_s1026" style="position:absolute;margin-left:28.3pt;margin-top:23.2pt;width:538.6pt;height:.1pt;z-index:-251659264;visibility:visible;mso-wrap-style:square;mso-wrap-distance-left:0;mso-wrap-distance-top:0;mso-wrap-distance-right:0;mso-wrap-distance-bottom:0;mso-position-horizontal:absolute;mso-position-horizontal-relative:page;mso-position-vertical:absolute;mso-position-vertical-relative:text;v-text-anchor:top" coordsize="6840220,1270" o:gfxdata="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" path="m,l6840004,e" filled="f" strokeweight=".14039mm">
                 <v:path arrowok="t"/>
@@ -758,6 +570,7 @@
           <w:szCs w:val="24"/>
         </w:rPr>
       </w:pPr>
+      <w:proofErr w:type="gramStart"/>
       <w:r>
         <w:rPr>
           <w:rFonts w:ascii="Times New Roman" w:hAnsi="Times New Roman" w:cs="Times New Roman"/>
@@ -766,7 +579,18 @@
           <w:sz w:val="24"/>
           <w:szCs w:val="24"/>
         </w:rPr>
-        <w:t xml:space="preserve">Dr.YC James Yen govt polytechnic  </w:t>
+        <w:t>Dr.YC</w:t>
+      </w:r>
+      <w:proofErr w:type="gramEnd"/>
+      <w:r>
+        <w:rPr>
+          <w:rFonts w:ascii="Times New Roman" w:hAnsi="Times New Roman" w:cs="Times New Roman"/>
+          <w:b/>
+          <w:w w:val="130"/>
+          <w:sz w:val="24"/>
+          <w:szCs w:val="24"/>
+        </w:rPr>
+        <w:t xml:space="preserve"> James Yen govt polytechnic  </w:t>
       </w:r>
     </w:p>
     <w:p>
@@ -806,7 +630,25 @@
           <w:sz w:val="24"/>
           <w:szCs w:val="24"/>
         </w:rPr>
-        <w:t>2021–2024</w:t>
+        <w:t>2021</w:t>
+      </w:r>
+      <w:r>
+        <w:rPr>
+          <w:rFonts w:ascii="Times New Roman" w:hAnsi="Times New Roman" w:cs="Times New Roman"/>
+          <w:spacing w:val="-2"/>
+          <w:sz w:val="24"/>
+          <w:szCs w:val="24"/>
+        </w:rPr>
+        <w:t>-</w:t>
+      </w:r>
+      <w:r>
+        <w:rPr>
+          <w:rFonts w:ascii="Times New Roman" w:hAnsi="Times New Roman" w:cs="Times New Roman"/>
+          <w:spacing w:val="-2"/>
+          <w:sz w:val="24"/>
+          <w:szCs w:val="24"/>
+        </w:rPr>
+        <w:t>2024</w:t>
       </w:r>
     </w:p>
     <w:p>
@@ -823,6 +665,24 @@
           <w:szCs w:val="24"/>
         </w:rPr>
       </w:pPr>
+      <w:proofErr w:type="gramStart"/>
+      <w:r>
+        <w:rPr>
+          <w:rFonts w:ascii="Times New Roman" w:hAnsi="Times New Roman" w:cs="Times New Roman"/>
+          <w:sz w:val="24"/>
+          <w:szCs w:val="24"/>
+        </w:rPr>
+        <w:t>B.Tech</w:t>
+      </w:r>
+      <w:proofErr w:type="gramEnd"/>
+      <w:r>
+        <w:rPr>
+          <w:rFonts w:ascii="Times New Roman" w:hAnsi="Times New Roman" w:cs="Times New Roman"/>
+          <w:sz w:val="24"/>
+          <w:szCs w:val="24"/>
+        </w:rPr>
+        <w:t xml:space="preserve">                Pursuing                                                                                                                        2025 -2028  </w:t>
+      </w:r>
       <w:r>
         <w:rPr>
           <w:rFonts w:ascii="Times New Roman" w:hAnsi="Times New Roman" w:cs="Times New Roman"/>
@@ -903,7 +763,7 @@
               </wp:anchor>
             </w:drawing>
           </mc:Choice>
-          <mc:Fallback>
+          <mc:Fallback xmlns:w16cei="http://schemas.microsoft.com/office/word/2026/wordml/cei">
             <w:pict>
               <v:shape w14:anchorId="7FA308F4" id="Graphic 9" o:spid="_x0000_s1026" style="position:absolute;margin-left:28.3pt;margin-top:23.2pt;width:538.6pt;height:.1pt;z-index:-251658240;visibility:visible;mso-wrap-style:square;mso-wrap-distance-left:0;mso-wrap-distance-top:0;mso-wrap-distance-right:0;mso-wrap-distance-bottom:0;mso-position-horizontal:absolute;mso-position-horizontal-relative:page;mso-position-vertical:absolute;mso-position-vertical-relative:text;v-text-anchor:top" coordsize="6840220,1270" o:gfxdata="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" path="m,l6840004,e" filled="f" strokeweight=".14039mm">
                 <v:path arrowok="t"/>
@@ -1628,7 +1488,7 @@
               </wp:anchor>
             </w:drawing>
           </mc:Choice>
-          <mc:Fallback>
+          <mc:Fallback xmlns:w16cei="http://schemas.microsoft.com/office/word/2026/wordml/cei">
             <w:pict>
               <v:shape w14:anchorId="132549E8" id="Graphic 10" o:spid="_x0000_s1026" style="position:absolute;margin-left:28.3pt;margin-top:23.55pt;width:538.6pt;height:.1pt;z-index:-251657216;visibility:visible;mso-wrap-style:square;mso-wrap-distance-left:0;mso-wrap-distance-top:0;mso-wrap-distance-right:0;mso-wrap-distance-bottom:0;mso-position-horizontal:absolute;mso-position-horizontal-relative:page;mso-position-vertical:absolute;mso-position-vertical-relative:text;v-text-anchor:top" coordsize="6840220,1270" o:gfxdata="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" path="m,l6840004,e" filled="f" strokeweight=".14039mm">
                 <v:path arrowok="t"/>
@@ -1666,8 +1526,22 @@
           <w:sz w:val="24"/>
           <w:szCs w:val="24"/>
         </w:rPr>
-        <w:t xml:space="preserve"> </w:t>
-      </w:r>
+        <w:t xml:space="preserve"> Aaviza Electronics Private Limited, Bengaluru</w:t>
+      </w:r>
+    </w:p>
+    <w:p>
+      <w:pPr>
+        <w:tabs>
+          <w:tab w:val="left" w:pos="9079"/>
+        </w:tabs>
+        <w:ind w:left="141"/>
+        <w:rPr>
+          <w:rFonts w:ascii="Times New Roman" w:hAnsi="Times New Roman" w:cs="Times New Roman"/>
+          <w:bCs/>
+          <w:sz w:val="24"/>
+          <w:szCs w:val="24"/>
+        </w:rPr>
+      </w:pPr>
       <w:r>
         <w:rPr>
           <w:rFonts w:ascii="Times New Roman" w:hAnsi="Times New Roman" w:cs="Times New Roman"/>
@@ -1675,57 +1549,7 @@
           <w:sz w:val="24"/>
           <w:szCs w:val="24"/>
         </w:rPr>
-        <w:t>Aaviza Electronics Private Limited, Bengaluru</w:t>
-      </w:r>
-    </w:p>
-    <w:p>
-      <w:pPr>
-        <w:tabs>
-          <w:tab w:val="left" w:pos="9079"/>
-        </w:tabs>
-        <w:ind w:left="141"/>
-        <w:rPr>
-          <w:rFonts w:ascii="Times New Roman" w:hAnsi="Times New Roman" w:cs="Times New Roman"/>
-          <w:bCs/>
-          <w:sz w:val="24"/>
-          <w:szCs w:val="24"/>
-        </w:rPr>
-      </w:pPr>
-      <w:r>
-        <w:rPr>
-          <w:rFonts w:ascii="Times New Roman" w:hAnsi="Times New Roman" w:cs="Times New Roman"/>
-          <w:b/>
-          <w:sz w:val="24"/>
-          <w:szCs w:val="24"/>
-        </w:rPr>
-        <w:t xml:space="preserve">    </w:t>
-      </w:r>
-      <w:r>
-        <w:rPr>
-          <w:rFonts w:ascii="Times New Roman" w:hAnsi="Times New Roman" w:cs="Times New Roman"/>
-          <w:b/>
-          <w:sz w:val="24"/>
-          <w:szCs w:val="24"/>
-        </w:rPr>
-        <w:t>Internship Trainee – Production Department |</w:t>
-      </w:r>
-      <w:r>
-        <w:rPr>
-          <w:rFonts w:ascii="Times New Roman" w:hAnsi="Times New Roman" w:cs="Times New Roman"/>
-          <w:b/>
-          <w:sz w:val="24"/>
-          <w:szCs w:val="24"/>
-        </w:rPr>
-        <w:t xml:space="preserve">                                     </w:t>
-      </w:r>
-      <w:r>
-        <w:rPr>
-          <w:rFonts w:ascii="Times New Roman" w:hAnsi="Times New Roman" w:cs="Times New Roman"/>
-          <w:b/>
-          <w:sz w:val="24"/>
-          <w:szCs w:val="24"/>
-        </w:rPr>
-        <w:t xml:space="preserve"> </w:t>
+        <w:t xml:space="preserve">    Internship Trainee – Production Department |                                      </w:t>
       </w:r>
       <w:r>
         <w:rPr>
@@ -1931,15 +1755,7 @@
           <w:szCs w:val="24"/>
         </w:rPr>
         <w:tab/>
-        <w:t xml:space="preserve">      </w:t>
-      </w:r>
-      <w:r>
-        <w:rPr>
-          <w:rFonts w:ascii="Times New Roman" w:hAnsi="Times New Roman" w:cs="Times New Roman"/>
-          <w:sz w:val="24"/>
-          <w:szCs w:val="24"/>
-        </w:rPr>
-        <w:t>Sep 2025 – Mar 2026</w:t>
+        <w:t xml:space="preserve">      Sep 2025 – Mar 2026</w:t>
       </w:r>
     </w:p>
     <w:p>
@@ -2206,7 +2022,7 @@
               </wp:anchor>
             </w:drawing>
           </mc:Choice>
-          <mc:Fallback>
+          <mc:Fallback xmlns:w16cei="http://schemas.microsoft.com/office/word/2026/wordml/cei">
             <w:pict>
               <v:shape w14:anchorId="3E15D080" id="Graphic 11" o:spid="_x0000_s1026" style="position:absolute;margin-left:28.3pt;margin-top:23.15pt;width:538.6pt;height:.1pt;z-index:-251656192;visibility:visible;mso-wrap-style:square;mso-wrap-distance-left:0;mso-wrap-distance-top:0;mso-wrap-distance-right:0;mso-wrap-distance-bottom:0;mso-position-horizontal:absolute;mso-position-horizontal-relative:page;mso-position-vertical:absolute;mso-position-vertical-relative:text;v-text-anchor:top" coordsize="6840220,1270" o:gfxdata="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" path="m,l6840004,e" filled="f" strokeweight=".14039mm">
                 <v:path arrowok="t"/>
@@ -2243,7 +2059,27 @@
           <w:sz w:val="24"/>
           <w:szCs w:val="24"/>
         </w:rPr>
-        <w:t>Academic project  -  -V</w:t>
+        <w:t xml:space="preserve">Academic </w:t>
+      </w:r>
+      <w:proofErr w:type="gramStart"/>
+      <w:r>
+        <w:rPr>
+          <w:rFonts w:ascii="Times New Roman" w:hAnsi="Times New Roman" w:cs="Times New Roman"/>
+          <w:w w:val="115"/>
+          <w:sz w:val="24"/>
+          <w:szCs w:val="24"/>
+        </w:rPr>
+        <w:t>project  -</w:t>
+      </w:r>
+      <w:proofErr w:type="gramEnd"/>
+      <w:r>
+        <w:rPr>
+          <w:rFonts w:ascii="Times New Roman" w:hAnsi="Times New Roman" w:cs="Times New Roman"/>
+          <w:w w:val="115"/>
+          <w:sz w:val="24"/>
+          <w:szCs w:val="24"/>
+        </w:rPr>
+        <w:t xml:space="preserve">  -V</w:t>
       </w:r>
       <w:r>
         <w:rPr>
@@ -2596,6 +2432,7 @@
           <w:sz w:val="24"/>
           <w:szCs w:val="24"/>
         </w:rPr>
+        <w:lastRenderedPageBreak/>
         <w:t xml:space="preserve">The system uses simple components like </w:t>
       </w:r>
       <w:r>
@@ -2604,15 +2441,51 @@
           <w:sz w:val="24"/>
           <w:szCs w:val="24"/>
         </w:rPr>
-        <w:t xml:space="preserve">Arduino RF </w:t>
-      </w:r>
-      <w:r>
-        <w:rPr>
-          <w:rFonts w:ascii="Times New Roman" w:hAnsi="Times New Roman" w:cs="Times New Roman"/>
-          <w:sz w:val="24"/>
-          <w:szCs w:val="24"/>
-        </w:rPr>
-        <w:t xml:space="preserve"> modules,and a DC motor, so  it is affordable and easy to install </w:t>
+        <w:t xml:space="preserve">Arduino </w:t>
+      </w:r>
+      <w:proofErr w:type="gramStart"/>
+      <w:r>
+        <w:rPr>
+          <w:rFonts w:ascii="Times New Roman" w:hAnsi="Times New Roman" w:cs="Times New Roman"/>
+          <w:sz w:val="24"/>
+          <w:szCs w:val="24"/>
+        </w:rPr>
+        <w:t xml:space="preserve">RF </w:t>
+      </w:r>
+      <w:r>
+        <w:rPr>
+          <w:rFonts w:ascii="Times New Roman" w:hAnsi="Times New Roman" w:cs="Times New Roman"/>
+          <w:sz w:val="24"/>
+          <w:szCs w:val="24"/>
+        </w:rPr>
+        <w:t xml:space="preserve"> modules</w:t>
+      </w:r>
+      <w:proofErr w:type="gramEnd"/>
+      <w:r>
+        <w:rPr>
+          <w:rFonts w:ascii="Times New Roman" w:hAnsi="Times New Roman" w:cs="Times New Roman"/>
+          <w:sz w:val="24"/>
+          <w:szCs w:val="24"/>
+        </w:rPr>
+        <w:t xml:space="preserve">,and a DC motor, </w:t>
+      </w:r>
+      <w:proofErr w:type="gramStart"/>
+      <w:r>
+        <w:rPr>
+          <w:rFonts w:ascii="Times New Roman" w:hAnsi="Times New Roman" w:cs="Times New Roman"/>
+          <w:sz w:val="24"/>
+          <w:szCs w:val="24"/>
+        </w:rPr>
+        <w:t>so  it</w:t>
+      </w:r>
+      <w:proofErr w:type="gramEnd"/>
+      <w:r>
+        <w:rPr>
+          <w:rFonts w:ascii="Times New Roman" w:hAnsi="Times New Roman" w:cs="Times New Roman"/>
+          <w:sz w:val="24"/>
+          <w:szCs w:val="24"/>
+        </w:rPr>
+        <w:t xml:space="preserve"> is affordable and easy to install </w:t>
       </w:r>
     </w:p>
     <w:p>
@@ -2727,7 +2600,6 @@
           <w:sz w:val="24"/>
           <w:szCs w:val="24"/>
         </w:rPr>
-        <w:lastRenderedPageBreak/>
         <w:t>Developed a Python full-stack web application to help users manage daily tasks and track productivity efficiently.</w:t>
       </w:r>
     </w:p>
@@ -2952,7 +2824,7 @@
               </wp:anchor>
             </w:drawing>
           </mc:Choice>
-          <mc:Fallback>
+          <mc:Fallback xmlns:w16cei="http://schemas.microsoft.com/office/word/2026/wordml/cei">
             <w:pict>
               <v:shape w14:anchorId="3594F9BF" id="Graphic 12" o:spid="_x0000_s1026" style="position:absolute;margin-left:28.3pt;margin-top:23.15pt;width:538.6pt;height:.1pt;z-index:251655168;visibility:visible;mso-wrap-style:square;mso-wrap-distance-left:0;mso-wrap-distance-top:0;mso-wrap-distance-right:0;mso-wrap-distance-bottom:0;mso-position-horizontal:absolute;mso-position-horizontal-relative:page;mso-position-vertical:absolute;mso-position-vertical-relative:text;v-text-anchor:top" coordsize="6840220,1270" o:gfxdata="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" path="m,l6840004,e" filled="f" strokeweight=".14039mm">
                 <v:path arrowok="t"/>
@@ -2998,15 +2870,33 @@
           <w:sz w:val="24"/>
           <w:szCs w:val="24"/>
         </w:rPr>
-        <w:t xml:space="preserve">Free webinar on “data structures”  </w:t>
-      </w:r>
-      <w:r>
-        <w:rPr>
-          <w:rFonts w:ascii="Times New Roman" w:hAnsi="Times New Roman" w:cs="Times New Roman"/>
-          <w:sz w:val="24"/>
-          <w:szCs w:val="24"/>
-        </w:rPr>
-        <w:t xml:space="preserve"> course, MAANG CAREERS, Hyderabad</w:t>
+        <w:t xml:space="preserve">Free webinar on “data </w:t>
+      </w:r>
+      <w:proofErr w:type="gramStart"/>
+      <w:r>
+        <w:rPr>
+          <w:rFonts w:ascii="Times New Roman" w:hAnsi="Times New Roman" w:cs="Times New Roman"/>
+          <w:sz w:val="24"/>
+          <w:szCs w:val="24"/>
+        </w:rPr>
+        <w:t xml:space="preserve">structures”  </w:t>
+      </w:r>
+      <w:r>
+        <w:rPr>
+          <w:rFonts w:ascii="Times New Roman" w:hAnsi="Times New Roman" w:cs="Times New Roman"/>
+          <w:sz w:val="24"/>
+          <w:szCs w:val="24"/>
+        </w:rPr>
+        <w:t xml:space="preserve"> </w:t>
+      </w:r>
+      <w:proofErr w:type="gramEnd"/>
+      <w:r>
+        <w:rPr>
+          <w:rFonts w:ascii="Times New Roman" w:hAnsi="Times New Roman" w:cs="Times New Roman"/>
+          <w:sz w:val="24"/>
+          <w:szCs w:val="24"/>
+        </w:rPr>
+        <w:t>course, MAANG CAREERS, Hyderabad</w:t>
       </w:r>
       <w:r>
         <w:rPr>
@@ -3041,7 +2931,25 @@
           <w:sz w:val="24"/>
           <w:szCs w:val="24"/>
         </w:rPr>
-        <w:t xml:space="preserve">Interview preparation  course (fast track) </w:t>
+        <w:t xml:space="preserve">Interview </w:t>
+      </w:r>
+      <w:proofErr w:type="gramStart"/>
+      <w:r>
+        <w:rPr>
+          <w:rFonts w:ascii="Times New Roman" w:hAnsi="Times New Roman" w:cs="Times New Roman"/>
+          <w:sz w:val="24"/>
+          <w:szCs w:val="24"/>
+        </w:rPr>
+        <w:t>preparation  course</w:t>
+      </w:r>
+      <w:proofErr w:type="gramEnd"/>
+      <w:r>
+        <w:rPr>
+          <w:rFonts w:ascii="Times New Roman" w:hAnsi="Times New Roman" w:cs="Times New Roman"/>
+          <w:sz w:val="24"/>
+          <w:szCs w:val="24"/>
+        </w:rPr>
+        <w:t xml:space="preserve"> (fast track) </w:t>
       </w:r>
       <w:r>
         <w:rPr>
@@ -3084,7 +2992,16 @@
           <w:sz w:val="24"/>
           <w:szCs w:val="24"/>
         </w:rPr>
-        <w:t>Web developer course</w:t>
+        <w:t xml:space="preserve">Web developer </w:t>
+      </w:r>
+      <w:proofErr w:type="gramStart"/>
+      <w:r>
+        <w:rPr>
+          <w:rFonts w:ascii="Times New Roman" w:hAnsi="Times New Roman" w:cs="Times New Roman"/>
+          <w:sz w:val="24"/>
+          <w:szCs w:val="24"/>
+        </w:rPr>
+        <w:t>course</w:t>
       </w:r>
       <w:r>
         <w:rPr>
@@ -3100,7 +3017,34 @@
           <w:sz w:val="24"/>
           <w:szCs w:val="24"/>
         </w:rPr>
-        <w:t xml:space="preserve"> Skill AP  (APSSDC), kuppam                                                           </w:t>
+        <w:t xml:space="preserve"> Skill</w:t>
+      </w:r>
+      <w:proofErr w:type="gramEnd"/>
+      <w:r>
+        <w:rPr>
+          <w:rFonts w:ascii="Times New Roman" w:hAnsi="Times New Roman" w:cs="Times New Roman"/>
+          <w:sz w:val="24"/>
+          <w:szCs w:val="24"/>
+        </w:rPr>
+        <w:t xml:space="preserve"> </w:t>
+      </w:r>
+      <w:proofErr w:type="gramStart"/>
+      <w:r>
+        <w:rPr>
+          <w:rFonts w:ascii="Times New Roman" w:hAnsi="Times New Roman" w:cs="Times New Roman"/>
+          <w:sz w:val="24"/>
+          <w:szCs w:val="24"/>
+        </w:rPr>
+        <w:t>AP  (</w:t>
+      </w:r>
+      <w:proofErr w:type="gramEnd"/>
+      <w:r>
+        <w:rPr>
+          <w:rFonts w:ascii="Times New Roman" w:hAnsi="Times New Roman" w:cs="Times New Roman"/>
+          <w:sz w:val="24"/>
+          <w:szCs w:val="24"/>
+        </w:rPr>
+        <w:t xml:space="preserve">APSSDC), kuppam                                                           </w:t>
       </w:r>
       <w:r>
         <w:rPr>
@@ -3151,16 +3095,44 @@
           <w:sz w:val="24"/>
           <w:szCs w:val="24"/>
         </w:rPr>
-        <w:t xml:space="preserve"> software solutions,bengalore                    </w:t>
-      </w:r>
-      <w:r>
-        <w:rPr>
-          <w:rFonts w:ascii="Times New Roman" w:hAnsi="Times New Roman" w:cs="Times New Roman"/>
-          <w:sz w:val="24"/>
-          <w:szCs w:val="24"/>
-        </w:rPr>
-        <w:t>May 2025 TO September  2025</w:t>
-      </w:r>
+        <w:t xml:space="preserve"> software </w:t>
+      </w:r>
+      <w:proofErr w:type="gramStart"/>
+      <w:r>
+        <w:rPr>
+          <w:rFonts w:ascii="Times New Roman" w:hAnsi="Times New Roman" w:cs="Times New Roman"/>
+          <w:sz w:val="24"/>
+          <w:szCs w:val="24"/>
+        </w:rPr>
+        <w:t>solutions,bengalore</w:t>
+      </w:r>
+      <w:proofErr w:type="gramEnd"/>
+      <w:r>
+        <w:rPr>
+          <w:rFonts w:ascii="Times New Roman" w:hAnsi="Times New Roman" w:cs="Times New Roman"/>
+          <w:sz w:val="24"/>
+          <w:szCs w:val="24"/>
+        </w:rPr>
+        <w:t xml:space="preserve">                    </w:t>
+      </w:r>
+      <w:r>
+        <w:rPr>
+          <w:rFonts w:ascii="Times New Roman" w:hAnsi="Times New Roman" w:cs="Times New Roman"/>
+          <w:sz w:val="24"/>
+          <w:szCs w:val="24"/>
+        </w:rPr>
+        <w:t xml:space="preserve">May 2025 TO </w:t>
+      </w:r>
+      <w:proofErr w:type="gramStart"/>
+      <w:r>
+        <w:rPr>
+          <w:rFonts w:ascii="Times New Roman" w:hAnsi="Times New Roman" w:cs="Times New Roman"/>
+          <w:sz w:val="24"/>
+          <w:szCs w:val="24"/>
+        </w:rPr>
+        <w:t>September  2025</w:t>
+      </w:r>
+      <w:proofErr w:type="gramEnd"/>
       <w:r>
         <w:rPr>
           <w:rFonts w:ascii="Times New Roman" w:hAnsi="Times New Roman" w:cs="Times New Roman"/>
@@ -3171,7 +3143,7 @@
       </w:r>
     </w:p>
     <w:sectPr>
-      <w:footerReference w:type="default" r:id="rId11"/>
+      <w:footerReference w:type="default" r:id="rId13"/>
       <w:type w:val="continuous"/>
       <w:pgSz w:w="11910" w:h="16840"/>
       <w:pgMar w:top="440" w:right="425" w:bottom="400" w:left="425" w:header="0" w:footer="202" w:gutter="0"/>
@@ -3183,7 +3155,7 @@
 </file>
 
 <file path=word/endnotes.xml><?xml version="1.0" encoding="utf-8"?>
-<w:endnotes xmlns:wpc="http://schemas.microsoft.com/office/word/2010/wordprocessingCanvas" xmlns:cx="http://schemas.microsoft.com/office/drawing/2014/chartex" xmlns:cx1="http://schemas.microsoft.com/office/drawing/2015/9/8/chartex" xmlns:cx2="http://schemas.microsoft.com/office/drawing/2015/10/21/chartex" xmlns:cx3="http://schemas.microsoft.com/office/drawing/2016/5/9/chartex" xmlns:cx4="http://schemas.microsoft.com/office/drawing/2016/5/10/chartex" xmlns:cx5="http://schemas.microsoft.com/office/drawing/2016/5/11/chartex" xmlns:cx6="http://schemas.microsoft.com/office/drawing/2016/5/12/chartex" xmlns:cx7="http://schemas.microsoft.com/office/drawing/2016/5/13/chartex" xmlns:cx8="http://schemas.microsoft.com/office/drawing/2016/5/14/chartex" xmlns:mc="http://schemas.openxmlformats.org/markup-compatibility/2006" xmlns:aink="http://schemas.microsoft.com/office/drawing/2016/ink" xmlns:am3d="http://schemas.microsoft.com/office/drawing/2017/model3d" xmlns:o="urn:schemas-microsoft-com:office:office" xmlns:oel="http://schemas.microsoft.com/office/2019/extlst" xmlns:r="http://schemas.openxmlformats.org/officeDocument/2006/relationships" xmlns:m="http://schemas.openxmlformats.org/officeDocument/2006/math" xmlns:v="urn:schemas-microsoft-com:vml" xmlns:wp14="http://schemas.microsoft.com/office/word/2010/wordprocessingDrawing" xmlns:wp="http://schemas.openxmlformats.org/drawingml/2006/wordprocessingDrawing" xmlns:w10="urn:schemas-microsoft-com:office:word" xmlns:w="http://schemas.openxmlformats.org/wordprocessingml/2006/main" xmlns:w14="http://schemas.microsoft.com/office/word/2010/wordml" xmlns:w15="http://schemas.microsoft.com/office/word/2012/wordml" xmlns:w16cei="http://schemas.microsoft.com/office/word/2026/wordml/cei" xmlns:w16cex="http://schemas.microsoft.com/office/word/2018/wordml/cex" xmlns:w16cid="http://schemas.microsoft.com/office/word/2016/wordml/cid" xmlns:w16="http://schemas.microsoft.com/office/word/2018/wordml" xmlns:w16du="http://schemas.microsoft.com/office/word/2023/wordml/word16du" xmlns:w16sdtdh="http://schemas.microsoft.com/office/word/2020/wordml/sdtdatahash" xmlns:w16sdtfl="http://schemas.microsoft.com/office/word/2024/wordml/sdtformatlock" xmlns:w16se="http://schemas.microsoft.com/office/word/2015/wordml/symex" xmlns:wpg="http://schemas.microsoft.com/office/word/2010/wordprocessingGroup" xmlns:wpi="http://schemas.microsoft.com/office/word/2010/wordprocessingInk" xmlns:wne="http://schemas.microsoft.com/office/word/2006/wordml" xmlns:wps="http://schemas.microsoft.com/office/word/2010/wordprocessingShape" mc:Ignorable="w14 w15 w16se w16cid w16 w16cex w16sdtdh w16sdtfl w16du wp14">
+<w:endnotes xmlns:wpc="http://schemas.microsoft.com/office/word/2010/wordprocessingCanvas" xmlns:cx="http://schemas.microsoft.com/office/drawing/2014/chartex" xmlns:cx1="http://schemas.microsoft.com/office/drawing/2015/9/8/chartex" xmlns:cx2="http://schemas.microsoft.com/office/drawing/2015/10/21/chartex" xmlns:cx3="http://schemas.microsoft.com/office/drawing/2016/5/9/chartex" xmlns:cx4="http://schemas.microsoft.com/office/drawing/2016/5/10/chartex" xmlns:cx5="http://schemas.microsoft.com/office/drawing/2016/5/11/chartex" xmlns:cx6="http://schemas.microsoft.com/office/drawing/2016/5/12/chartex" xmlns:cx7="http://schemas.microsoft.com/office/drawing/2016/5/13/chartex" xmlns:cx8="http://schemas.microsoft.com/office/drawing/2016/5/14/chartex" xmlns:mc="http://schemas.openxmlformats.org/markup-compatibility/2006" xmlns:aink="http://schemas.microsoft.com/office/drawing/2016/ink" xmlns:am3d="http://schemas.microsoft.com/office/drawing/2017/model3d" xmlns:o="urn:schemas-microsoft-com:office:office" xmlns:oel="http://schemas.microsoft.com/office/2019/extlst" xmlns:r="http://schemas.openxmlformats.org/officeDocument/2006/relationships" xmlns:m="http://schemas.openxmlformats.org/officeDocument/2006/math" xmlns:v="urn:schemas-microsoft-com:vml" xmlns:wp14="http://schemas.microsoft.com/office/word/2010/wordprocessingDrawing" xmlns:wp="http://schemas.openxmlformats.org/drawingml/2006/wordprocessingDrawing" xmlns:w10="urn:schemas-microsoft-com:office:word" xmlns:w="http://schemas.openxmlformats.org/wordprocessingml/2006/main" xmlns:w14="http://schemas.microsoft.com/office/word/2010/wordml" xmlns:w15="http://schemas.microsoft.com/office/word/2012/wordml" xmlns:w16cex="http://schemas.microsoft.com/office/word/2018/wordml/cex" xmlns:w16cid="http://schemas.microsoft.com/office/word/2016/wordml/cid" xmlns:w16="http://schemas.microsoft.com/office/word/2018/wordml" xmlns:w16du="http://schemas.microsoft.com/office/word/2023/wordml/word16du" xmlns:w16sdtdh="http://schemas.microsoft.com/office/word/2020/wordml/sdtdatahash" xmlns:w16sdtfl="http://schemas.microsoft.com/office/word/2024/wordml/sdtformatlock" xmlns:w16se="http://schemas.microsoft.com/office/word/2015/wordml/symex" xmlns:wpg="http://schemas.microsoft.com/office/word/2010/wordprocessingGroup" xmlns:wpi="http://schemas.microsoft.com/office/word/2010/wordprocessingInk" xmlns:wne="http://schemas.microsoft.com/office/word/2006/wordml" xmlns:wps="http://schemas.microsoft.com/office/word/2010/wordprocessingShape" mc:Ignorable="w14 w15 w16se w16cid w16 w16cex w16sdtdh w16sdtfl w16du wp14">
   <w:endnote w:type="separator" w:id="-1">
     <w:p>
       <w:r>
@@ -3202,7 +3174,7 @@
 </file>
 
 <file path=word/footer1.xml><?xml version="1.0" encoding="utf-8"?>
-<w:ftr xmlns:wpc="http://schemas.microsoft.com/office/word/2010/wordprocessingCanvas" xmlns:cx="http://schemas.microsoft.com/office/drawing/2014/chartex" xmlns:cx1="http://schemas.microsoft.com/office/drawing/2015/9/8/chartex" xmlns:cx2="http://schemas.microsoft.com/office/drawing/2015/10/21/chartex" xmlns:cx3="http://schemas.microsoft.com/office/drawing/2016/5/9/chartex" xmlns:cx4="http://schemas.microsoft.com/office/drawing/2016/5/10/chartex" xmlns:cx5="http://schemas.microsoft.com/office/drawing/2016/5/11/chartex" xmlns:cx6="http://schemas.microsoft.com/office/drawing/2016/5/12/chartex" xmlns:cx7="http://schemas.microsoft.com/office/drawing/2016/5/13/chartex" xmlns:cx8="http://schemas.microsoft.com/office/drawing/2016/5/14/chartex" xmlns:mc="http://schemas.openxmlformats.org/markup-compatibility/2006" xmlns:aink="http://schemas.microsoft.com/office/drawing/2016/ink" xmlns:am3d="http://schemas.microsoft.com/office/drawing/2017/model3d" xmlns:o="urn:schemas-microsoft-com:office:office" xmlns:oel="http://schemas.microsoft.com/office/2019/extlst" xmlns:r="http://schemas.openxmlformats.org/officeDocument/2006/relationships" xmlns:m="http://schemas.openxmlformats.org/officeDocument/2006/math" xmlns:v="urn:schemas-microsoft-com:vml" xmlns:wp14="http://schemas.microsoft.com/office/word/2010/wordprocessingDrawing" xmlns:wp="http://schemas.openxmlformats.org/drawingml/2006/wordprocessingDrawing" xmlns:w10="urn:schemas-microsoft-com:office:word" xmlns:w="http://schemas.openxmlformats.org/wordprocessingml/2006/main" xmlns:w14="http://schemas.microsoft.com/office/word/2010/wordml" xmlns:w15="http://schemas.microsoft.com/office/word/2012/wordml" xmlns:w16cei="http://schemas.microsoft.com/office/word/2026/wordml/cei" xmlns:w16cex="http://schemas.microsoft.com/office/word/2018/wordml/cex" xmlns:w16cid="http://schemas.microsoft.com/office/word/2016/wordml/cid" xmlns:w16="http://schemas.microsoft.com/office/word/2018/wordml" xmlns:w16du="http://schemas.microsoft.com/office/word/2023/wordml/word16du" xmlns:w16sdtdh="http://schemas.microsoft.com/office/word/2020/wordml/sdtdatahash" xmlns:w16sdtfl="http://schemas.microsoft.com/office/word/2024/wordml/sdtformatlock" xmlns:w16se="http://schemas.microsoft.com/office/word/2015/wordml/symex" xmlns:wpg="http://schemas.microsoft.com/office/word/2010/wordprocessingGroup" xmlns:wpi="http://schemas.microsoft.com/office/word/2010/wordprocessingInk" xmlns:wne="http://schemas.microsoft.com/office/word/2006/wordml" xmlns:wps="http://schemas.microsoft.com/office/word/2010/wordprocessingShape" mc:Ignorable="w14 w15 w16se w16cid w16 w16cex w16sdtdh w16sdtfl w16du wp14">
+<w:ftr xmlns:wpc="http://schemas.microsoft.com/office/word/2010/wordprocessingCanvas" xmlns:cx="http://schemas.microsoft.com/office/drawing/2014/chartex" xmlns:cx1="http://schemas.microsoft.com/office/drawing/2015/9/8/chartex" xmlns:cx2="http://schemas.microsoft.com/office/drawing/2015/10/21/chartex" xmlns:cx3="http://schemas.microsoft.com/office/drawing/2016/5/9/chartex" xmlns:cx4="http://schemas.microsoft.com/office/drawing/2016/5/10/chartex" xmlns:cx5="http://schemas.microsoft.com/office/drawing/2016/5/11/chartex" xmlns:cx6="http://schemas.microsoft.com/office/drawing/2016/5/12/chartex" xmlns:cx7="http://schemas.microsoft.com/office/drawing/2016/5/13/chartex" xmlns:cx8="http://schemas.microsoft.com/office/drawing/2016/5/14/chartex" xmlns:mc="http://schemas.openxmlformats.org/markup-compatibility/2006" xmlns:aink="http://schemas.microsoft.com/office/drawing/2016/ink" xmlns:am3d="http://schemas.microsoft.com/office/drawing/2017/model3d" xmlns:o="urn:schemas-microsoft-com:office:office" xmlns:oel="http://schemas.microsoft.com/office/2019/extlst" xmlns:r="http://schemas.openxmlformats.org/officeDocument/2006/relationships" xmlns:m="http://schemas.openxmlformats.org/officeDocument/2006/math" xmlns:v="urn:schemas-microsoft-com:vml" xmlns:wp14="http://schemas.microsoft.com/office/word/2010/wordprocessingDrawing" xmlns:wp="http://schemas.openxmlformats.org/drawingml/2006/wordprocessingDrawing" xmlns:w10="urn:schemas-microsoft-com:office:word" xmlns:w="http://schemas.openxmlformats.org/wordprocessingml/2006/main" xmlns:w14="http://schemas.microsoft.com/office/word/2010/wordml" xmlns:w15="http://schemas.microsoft.com/office/word/2012/wordml" xmlns:w16cex="http://schemas.microsoft.com/office/word/2018/wordml/cex" xmlns:w16cid="http://schemas.microsoft.com/office/word/2016/wordml/cid" xmlns:w16="http://schemas.microsoft.com/office/word/2018/wordml" xmlns:w16du="http://schemas.microsoft.com/office/word/2023/wordml/word16du" xmlns:w16sdtdh="http://schemas.microsoft.com/office/word/2020/wordml/sdtdatahash" xmlns:w16sdtfl="http://schemas.microsoft.com/office/word/2024/wordml/sdtformatlock" xmlns:w16se="http://schemas.microsoft.com/office/word/2015/wordml/symex" xmlns:wpg="http://schemas.microsoft.com/office/word/2010/wordprocessingGroup" xmlns:wpi="http://schemas.microsoft.com/office/word/2010/wordprocessingInk" xmlns:wne="http://schemas.microsoft.com/office/word/2006/wordml" xmlns:wps="http://schemas.microsoft.com/office/word/2010/wordprocessingShape" mc:Ignorable="w14 w15 w16se w16cid w16 w16cex w16sdtdh w16sdtfl w16du wp14">
   <w:p>
     <w:pPr>
       <w:pStyle w:val="BodyText"/>
@@ -3303,7 +3275,7 @@
 </file>
 
 <file path=word/footnotes.xml><?xml version="1.0" encoding="utf-8"?>
-<w:footnotes xmlns:wpc="http://schemas.microsoft.com/office/word/2010/wordprocessingCanvas" xmlns:cx="http://schemas.microsoft.com/office/drawing/2014/chartex" xmlns:cx1="http://schemas.microsoft.com/office/drawing/2015/9/8/chartex" xmlns:cx2="http://schemas.microsoft.com/office/drawing/2015/10/21/chartex" xmlns:cx3="http://schemas.microsoft.com/office/drawing/2016/5/9/chartex" xmlns:cx4="http://schemas.microsoft.com/office/drawing/2016/5/10/chartex" xmlns:cx5="http://schemas.microsoft.com/office/drawing/2016/5/11/chartex" xmlns:cx6="http://schemas.microsoft.com/office/drawing/2016/5/12/chartex" xmlns:cx7="http://schemas.microsoft.com/office/drawing/2016/5/13/chartex" xmlns:cx8="http://schemas.microsoft.com/office/drawing/2016/5/14/chartex" xmlns:mc="http://schemas.openxmlformats.org/markup-compatibility/2006" xmlns:aink="http://schemas.microsoft.com/office/drawing/2016/ink" xmlns:am3d="http://schemas.microsoft.com/office/drawing/2017/model3d" xmlns:o="urn:schemas-microsoft-com:office:office" xmlns:oel="http://schemas.microsoft.com/office/2019/extlst" xmlns:r="http://schemas.openxmlformats.org/officeDocument/2006/relationships" xmlns:m="http://schemas.openxmlformats.org/officeDocument/2006/math" xmlns:v="urn:schemas-microsoft-com:vml" xmlns:wp14="http://schemas.microsoft.com/office/word/2010/wordprocessingDrawing" xmlns:wp="http://schemas.openxmlformats.org/drawingml/2006/wordprocessingDrawing" xmlns:w10="urn:schemas-microsoft-com:office:word" xmlns:w="http://schemas.openxmlformats.org/wordprocessingml/2006/main" xmlns:w14="http://schemas.microsoft.com/office/word/2010/wordml" xmlns:w15="http://schemas.microsoft.com/office/word/2012/wordml" xmlns:w16cei="http://schemas.microsoft.com/office/word/2026/wordml/cei" xmlns:w16cex="http://schemas.microsoft.com/office/word/2018/wordml/cex" xmlns:w16cid="http://schemas.microsoft.com/office/word/2016/wordml/cid" xmlns:w16="http://schemas.microsoft.com/office/word/2018/wordml" xmlns:w16du="http://schemas.microsoft.com/office/word/2023/wordml/word16du" xmlns:w16sdtdh="http://schemas.microsoft.com/office/word/2020/wordml/sdtdatahash" xmlns:w16sdtfl="http://schemas.microsoft.com/office/word/2024/wordml/sdtformatlock" xmlns:w16se="http://schemas.microsoft.com/office/word/2015/wordml/symex" xmlns:wpg="http://schemas.microsoft.com/office/word/2010/wordprocessingGroup" xmlns:wpi="http://schemas.microsoft.com/office/word/2010/wordprocessingInk" xmlns:wne="http://schemas.microsoft.com/office/word/2006/wordml" xmlns:wps="http://schemas.microsoft.com/office/word/2010/wordprocessingShape" mc:Ignorable="w14 w15 w16se w16cid w16 w16cex w16sdtdh w16sdtfl w16du wp14">
+<w:footnotes xmlns:wpc="http://schemas.microsoft.com/office/word/2010/wordprocessingCanvas" xmlns:cx="http://schemas.microsoft.com/office/drawing/2014/chartex" xmlns:cx1="http://schemas.microsoft.com/office/drawing/2015/9/8/chartex" xmlns:cx2="http://schemas.microsoft.com/office/drawing/2015/10/21/chartex" xmlns:cx3="http://schemas.microsoft.com/office/drawing/2016/5/9/chartex" xmlns:cx4="http://schemas.microsoft.com/office/drawing/2016/5/10/chartex" xmlns:cx5="http://schemas.microsoft.com/office/drawing/2016/5/11/chartex" xmlns:cx6="http://schemas.microsoft.com/office/drawing/2016/5/12/chartex" xmlns:cx7="http://schemas.microsoft.com/office/drawing/2016/5/13/chartex" xmlns:cx8="http://schemas.microsoft.com/office/drawing/2016/5/14/chartex" xmlns:mc="http://schemas.openxmlformats.org/markup-compatibility/2006" xmlns:aink="http://schemas.microsoft.com/office/drawing/2016/ink" xmlns:am3d="http://schemas.microsoft.com/office/drawing/2017/model3d" xmlns:o="urn:schemas-microsoft-com:office:office" xmlns:oel="http://schemas.microsoft.com/office/2019/extlst" xmlns:r="http://schemas.openxmlformats.org/officeDocument/2006/relationships" xmlns:m="http://schemas.openxmlformats.org/officeDocument/2006/math" xmlns:v="urn:schemas-microsoft-com:vml" xmlns:wp14="http://schemas.microsoft.com/office/word/2010/wordprocessingDrawing" xmlns:wp="http://schemas.openxmlformats.org/drawingml/2006/wordprocessingDrawing" xmlns:w10="urn:schemas-microsoft-com:office:word" xmlns:w="http://schemas.openxmlformats.org/wordprocessingml/2006/main" xmlns:w14="http://schemas.microsoft.com/office/word/2010/wordml" xmlns:w15="http://schemas.microsoft.com/office/word/2012/wordml" xmlns:w16cex="http://schemas.microsoft.com/office/word/2018/wordml/cex" xmlns:w16cid="http://schemas.microsoft.com/office/word/2016/wordml/cid" xmlns:w16="http://schemas.microsoft.com/office/word/2018/wordml" xmlns:w16du="http://schemas.microsoft.com/office/word/2023/wordml/word16du" xmlns:w16sdtdh="http://schemas.microsoft.com/office/word/2020/wordml/sdtdatahash" xmlns:w16sdtfl="http://schemas.microsoft.com/office/word/2024/wordml/sdtformatlock" xmlns:w16se="http://schemas.microsoft.com/office/word/2015/wordml/symex" xmlns:wpg="http://schemas.microsoft.com/office/word/2010/wordprocessingGroup" xmlns:wpi="http://schemas.microsoft.com/office/word/2010/wordprocessingInk" xmlns:wne="http://schemas.microsoft.com/office/word/2006/wordml" xmlns:wps="http://schemas.microsoft.com/office/word/2010/wordprocessingShape" mc:Ignorable="w14 w15 w16se w16cid w16 w16cex w16sdtdh w16sdtfl w16du wp14">
   <w:footnote w:type="separator" w:id="-1">
     <w:p>
       <w:r>
@@ -3322,7 +3294,7 @@
 </file>
 
 <file path=word/numbering.xml><?xml version="1.0" encoding="utf-8"?>
-<w:numbering xmlns:wpc="http://schemas.microsoft.com/office/word/2010/wordprocessingCanvas" xmlns:cx="http://schemas.microsoft.com/office/drawing/2014/chartex" xmlns:cx1="http://schemas.microsoft.com/office/drawing/2015/9/8/chartex" xmlns:cx2="http://schemas.microsoft.com/office/drawing/2015/10/21/chartex" xmlns:cx3="http://schemas.microsoft.com/office/drawing/2016/5/9/chartex" xmlns:cx4="http://schemas.microsoft.com/office/drawing/2016/5/10/chartex" xmlns:cx5="http://schemas.microsoft.com/office/drawing/2016/5/11/chartex" xmlns:cx6="http://schemas.microsoft.com/office/drawing/2016/5/12/chartex" xmlns:cx7="http://schemas.microsoft.com/office/drawing/2016/5/13/chartex" xmlns:cx8="http://schemas.microsoft.com/office/drawing/2016/5/14/chartex" xmlns:mc="http://schemas.openxmlformats.org/markup-compatibility/2006" xmlns:aink="http://schemas.microsoft.com/office/drawing/2016/ink" xmlns:am3d="http://schemas.microsoft.com/office/drawing/2017/model3d" xmlns:o="urn:schemas-microsoft-com:office:office" xmlns:oel="http://schemas.microsoft.com/office/2019/extlst" xmlns:r="http://schemas.openxmlformats.org/officeDocument/2006/relationships" xmlns:m="http://schemas.openxmlformats.org/officeDocument/2006/math" xmlns:v="urn:schemas-microsoft-com:vml" xmlns:wp14="http://schemas.microsoft.com/office/word/2010/wordprocessingDrawing" xmlns:wp="http://schemas.openxmlformats.org/drawingml/2006/wordprocessingDrawing" xmlns:w10="urn:schemas-microsoft-com:office:word" xmlns:w="http://schemas.openxmlformats.org/wordprocessingml/2006/main" xmlns:w14="http://schemas.microsoft.com/office/word/2010/wordml" xmlns:w15="http://schemas.microsoft.com/office/word/2012/wordml" xmlns:w16cei="http://schemas.microsoft.com/office/word/2026/wordml/cei" xmlns:w16cex="http://schemas.microsoft.com/office/word/2018/wordml/cex" xmlns:w16cid="http://schemas.microsoft.com/office/word/2016/wordml/cid" xmlns:w16="http://schemas.microsoft.com/office/word/2018/wordml" xmlns:w16du="http://schemas.microsoft.com/office/word/2023/wordml/word16du" xmlns:w16sdtdh="http://schemas.microsoft.com/office/word/2020/wordml/sdtdatahash" xmlns:w16sdtfl="http://schemas.microsoft.com/office/word/2024/wordml/sdtformatlock" xmlns:w16se="http://schemas.microsoft.com/office/word/2015/wordml/symex" xmlns:wpg="http://schemas.microsoft.com/office/word/2010/wordprocessingGroup" xmlns:wpi="http://schemas.microsoft.com/office/word/2010/wordprocessingInk" xmlns:wne="http://schemas.microsoft.com/office/word/2006/wordml" xmlns:wps="http://schemas.microsoft.com/office/word/2010/wordprocessingShape" mc:Ignorable="w14 w15 w16se w16cid w16 w16cex w16sdtdh w16sdtfl w16du wp14">
+<w:numbering xmlns:wpc="http://schemas.microsoft.com/office/word/2010/wordprocessingCanvas" xmlns:cx="http://schemas.microsoft.com/office/drawing/2014/chartex" xmlns:cx1="http://schemas.microsoft.com/office/drawing/2015/9/8/chartex" xmlns:cx2="http://schemas.microsoft.com/office/drawing/2015/10/21/chartex" xmlns:cx3="http://schemas.microsoft.com/office/drawing/2016/5/9/chartex" xmlns:cx4="http://schemas.microsoft.com/office/drawing/2016/5/10/chartex" xmlns:cx5="http://schemas.microsoft.com/office/drawing/2016/5/11/chartex" xmlns:cx6="http://schemas.microsoft.com/office/drawing/2016/5/12/chartex" xmlns:cx7="http://schemas.microsoft.com/office/drawing/2016/5/13/chartex" xmlns:cx8="http://schemas.microsoft.com/office/drawing/2016/5/14/chartex" xmlns:mc="http://schemas.openxmlformats.org/markup-compatibility/2006" xmlns:aink="http://schemas.microsoft.com/office/drawing/2016/ink" xmlns:am3d="http://schemas.microsoft.com/office/drawing/2017/model3d" xmlns:o="urn:schemas-microsoft-com:office:office" xmlns:oel="http://schemas.microsoft.com/office/2019/extlst" xmlns:r="http://schemas.openxmlformats.org/officeDocument/2006/relationships" xmlns:m="http://schemas.openxmlformats.org/officeDocument/2006/math" xmlns:v="urn:schemas-microsoft-com:vml" xmlns:wp14="http://schemas.microsoft.com/office/word/2010/wordprocessingDrawing" xmlns:wp="http://schemas.openxmlformats.org/drawingml/2006/wordprocessingDrawing" xmlns:w10="urn:schemas-microsoft-com:office:word" xmlns:w="http://schemas.openxmlformats.org/wordprocessingml/2006/main" xmlns:w14="http://schemas.microsoft.com/office/word/2010/wordml" xmlns:w15="http://schemas.microsoft.com/office/word/2012/wordml" xmlns:w16cex="http://schemas.microsoft.com/office/word/2018/wordml/cex" xmlns:w16cid="http://schemas.microsoft.com/office/word/2016/wordml/cid" xmlns:w16="http://schemas.microsoft.com/office/word/2018/wordml" xmlns:w16du="http://schemas.microsoft.com/office/word/2023/wordml/word16du" xmlns:w16sdtdh="http://schemas.microsoft.com/office/word/2020/wordml/sdtdatahash" xmlns:w16sdtfl="http://schemas.microsoft.com/office/word/2024/wordml/sdtformatlock" xmlns:w16se="http://schemas.microsoft.com/office/word/2015/wordml/symex" xmlns:wpg="http://schemas.microsoft.com/office/word/2010/wordprocessingGroup" xmlns:wpi="http://schemas.microsoft.com/office/word/2010/wordprocessingInk" xmlns:wne="http://schemas.microsoft.com/office/word/2006/wordml" xmlns:wps="http://schemas.microsoft.com/office/word/2010/wordprocessingShape" mc:Ignorable="w14 w15 w16se w16cid w16 w16cex w16sdtdh w16sdtfl w16du wp14">
   <w:numPicBullet w:numPicBulletId="0">
     <w:pict>
       <v:shapetype id="_x0000_t75" coordsize="21600,21600" o:spt="75" o:preferrelative="t" path="m@4@5l@4@11@9@11@9@5xe" filled="f" stroked="f">
@@ -3349,6 +3321,13 @@
       </v:shape>
     </w:pict>
   </w:numPicBullet>
+  <w:numPicBullet w:numPicBulletId="1">
+    <w:pict>
+      <v:shape id="Image 5" o:spid="_x0000_i1026" type="#_x0000_t75" style="width:8.85pt;height:8.85pt;visibility:visible;mso-wrap-style:square" o:bullet="t">
+        <v:imagedata r:id="rId2" o:title=""/>
+      </v:shape>
+    </w:pict>
+  </w:numPicBullet>
   <w:abstractNum w:abstractNumId="0" w15:restartNumberingAfterBreak="0">
     <w:nsid w:val="07BC7AB6"/>
     <w:multiLevelType w:val="hybridMultilevel"/>
@@ -3830,6 +3809,147 @@
     </w:lvl>
   </w:abstractNum>
   <w:abstractNum w:abstractNumId="4" w15:restartNumberingAfterBreak="0">
+    <w:nsid w:val="6EA46B00"/>
+    <w:multiLevelType w:val="hybridMultilevel"/>
+    <w:tmpl w:val="5CD83FF0"/>
+    <w:lvl w:ilvl="0" w:tplc="24E2565A">
+      <w:start w:val="1"/>
+      <w:numFmt w:val="bullet"/>
+      <w:lvlText w:val=""/>
+      <w:lvlPicBulletId w:val="1"/>
+      <w:lvlJc w:val="left"/>
+      <w:pPr>
+        <w:tabs>
+          <w:tab w:val="num" w:pos="720"/>
+        </w:tabs>
+        <w:ind w:left="720" w:hanging="360"/>
+      </w:pPr>
+      <w:rPr>
+        <w:rFonts w:ascii="Symbol" w:hAnsi="Symbol" w:hint="default"/>
+      </w:rPr>
+    </w:lvl>
+    <w:lvl w:ilvl="1" w:tplc="1552278E" w:tentative="1">
+      <w:start w:val="1"/>
+      <w:numFmt w:val="bullet"/>
+      <w:lvlText w:val=""/>
+      <w:lvlJc w:val="left"/>
+      <w:pPr>
+        <w:tabs>
+          <w:tab w:val="num" w:pos="1440"/>
+        </w:tabs>
+        <w:ind w:left="1440" w:hanging="360"/>
+      </w:pPr>
+      <w:rPr>
+        <w:rFonts w:ascii="Symbol" w:hAnsi="Symbol" w:hint="default"/>
+      </w:rPr>
+    </w:lvl>
+    <w:lvl w:ilvl="2" w:tplc="E6CE1184" w:tentative="1">
+      <w:start w:val="1"/>
+      <w:numFmt w:val="bullet"/>
+      <w:lvlText w:val=""/>
+      <w:lvlJc w:val="left"/>
+      <w:pPr>
+        <w:tabs>
+          <w:tab w:val="num" w:pos="2160"/>
+        </w:tabs>
+        <w:ind w:left="2160" w:hanging="360"/>
+      </w:pPr>
+      <w:rPr>
+        <w:rFonts w:ascii="Symbol" w:hAnsi="Symbol" w:hint="default"/>
+      </w:rPr>
+    </w:lvl>
+    <w:lvl w:ilvl="3" w:tplc="6D26B1E4" w:tentative="1">
+      <w:start w:val="1"/>
+      <w:numFmt w:val="bullet"/>
+      <w:lvlText w:val=""/>
+      <w:lvlJc w:val="left"/>
+      <w:pPr>
+        <w:tabs>
+          <w:tab w:val="num" w:pos="2880"/>
+        </w:tabs>
+        <w:ind w:left="2880" w:hanging="360"/>
+      </w:pPr>
+      <w:rPr>
+        <w:rFonts w:ascii="Symbol" w:hAnsi="Symbol" w:hint="default"/>
+      </w:rPr>
+    </w:lvl>
+    <w:lvl w:ilvl="4" w:tplc="14C40DC4" w:tentative="1">
+      <w:start w:val="1"/>
+      <w:numFmt w:val="bullet"/>
+      <w:lvlText w:val=""/>
+      <w:lvlJc w:val="left"/>
+      <w:pPr>
+        <w:tabs>
+          <w:tab w:val="num" w:pos="3600"/>
+        </w:tabs>
+        <w:ind w:left="3600" w:hanging="360"/>
+      </w:pPr>
+      <w:rPr>
+        <w:rFonts w:ascii="Symbol" w:hAnsi="Symbol" w:hint="default"/>
+      </w:rPr>
+    </w:lvl>
+    <w:lvl w:ilvl="5" w:tplc="80A80D10" w:tentative="1">
+      <w:start w:val="1"/>
+      <w:numFmt w:val="bullet"/>
+      <w:lvlText w:val=""/>
+      <w:lvlJc w:val="left"/>
+      <w:pPr>
+        <w:tabs>
+          <w:tab w:val="num" w:pos="4320"/>
+        </w:tabs>
+        <w:ind w:left="4320" w:hanging="360"/>
+      </w:pPr>
+      <w:rPr>
+        <w:rFonts w:ascii="Symbol" w:hAnsi="Symbol" w:hint="default"/>
+      </w:rPr>
+    </w:lvl>
+    <w:lvl w:ilvl="6" w:tplc="98662E48" w:tentative="1">
+      <w:start w:val="1"/>
+      <w:numFmt w:val="bullet"/>
+      <w:lvlText w:val=""/>
+      <w:lvlJc w:val="left"/>
+      <w:pPr>
+        <w:tabs>
+          <w:tab w:val="num" w:pos="5040"/>
+        </w:tabs>
+        <w:ind w:left="5040" w:hanging="360"/>
+      </w:pPr>
+      <w:rPr>
+        <w:rFonts w:ascii="Symbol" w:hAnsi="Symbol" w:hint="default"/>
+      </w:rPr>
+    </w:lvl>
+    <w:lvl w:ilvl="7" w:tplc="F2822D8A" w:tentative="1">
+      <w:start w:val="1"/>
+      <w:numFmt w:val="bullet"/>
+      <w:lvlText w:val=""/>
+      <w:lvlJc w:val="left"/>
+      <w:pPr>
+        <w:tabs>
+          <w:tab w:val="num" w:pos="5760"/>
+        </w:tabs>
+        <w:ind w:left="5760" w:hanging="360"/>
+      </w:pPr>
+      <w:rPr>
+        <w:rFonts w:ascii="Symbol" w:hAnsi="Symbol" w:hint="default"/>
+      </w:rPr>
+    </w:lvl>
+    <w:lvl w:ilvl="8" w:tplc="4C6AE602" w:tentative="1">
+      <w:start w:val="1"/>
+      <w:numFmt w:val="bullet"/>
+      <w:lvlText w:val=""/>
+      <w:lvlJc w:val="left"/>
+      <w:pPr>
+        <w:tabs>
+          <w:tab w:val="num" w:pos="6480"/>
+        </w:tabs>
+        <w:ind w:left="6480" w:hanging="360"/>
+      </w:pPr>
+      <w:rPr>
+        <w:rFonts w:ascii="Symbol" w:hAnsi="Symbol" w:hint="default"/>
+      </w:rPr>
+    </w:lvl>
+  </w:abstractNum>
+  <w:abstractNum w:abstractNumId="5" w15:restartNumberingAfterBreak="0">
     <w:nsid w:val="7FFD3E46"/>
     <w:multiLevelType w:val="multilevel"/>
     <w:tmpl w:val="7FFD3E46"/>
@@ -3959,7 +4079,7 @@
     </w:lvl>
   </w:abstractNum>
   <w:num w:numId="1" w16cid:durableId="1107197236">
-    <w:abstractNumId w:val="4"/>
+    <w:abstractNumId w:val="5"/>
   </w:num>
   <w:num w:numId="2" w16cid:durableId="1093935538">
     <w:abstractNumId w:val="2"/>
@@ -3972,6 +4092,9 @@
   </w:num>
   <w:num w:numId="5" w16cid:durableId="1291715483">
     <w:abstractNumId w:val="3"/>
+  </w:num>
+  <w:num w:numId="6" w16cid:durableId="1037389990">
+    <w:abstractNumId w:val="4"/>
   </w:num>
 </w:numbering>
 </file>
@@ -4355,6 +4478,7 @@
   <w:style w:type="paragraph" w:styleId="BodyText">
     <w:name w:val="Body Text"/>
     <w:basedOn w:val="Normal"/>
+    <w:link w:val="BodyTextChar"/>
     <w:uiPriority w:val="1"/>
     <w:qFormat/>
     <w:pPr>
@@ -4432,6 +4556,17 @@
     <w:rPr>
       <w:color w:val="605E5C"/>
       <w:shd w:val="clear" w:color="auto" w:fill="E1DFDD"/>
+    </w:rPr>
+  </w:style>
+  <w:style w:type="character" w:customStyle="1" w:styleId="BodyTextChar">
+    <w:name w:val="Body Text Char"/>
+    <w:basedOn w:val="DefaultParagraphFont"/>
+    <w:link w:val="BodyText"/>
+    <w:uiPriority w:val="1"/>
+    <w:rsid w:val="00E9487A"/>
+    <w:rPr>
+      <w:rFonts w:ascii="Calibri" w:eastAsia="Calibri" w:hAnsi="Calibri" w:cs="Calibri"/>
+      <w:lang w:val="en-US" w:eastAsia="en-US"/>
     </w:rPr>
   </w:style>
 </w:styles>
@@ -4721,10 +4856,6 @@
 </file>
 
 <file path=customXml/item1.xml><?xml version="1.0" encoding="utf-8"?>
-<b:Sources xmlns:b="http://schemas.openxmlformats.org/officeDocument/2006/bibliography" xmlns="http://schemas.openxmlformats.org/officeDocument/2006/bibliography" SelectedStyle="\APASixthEditionOfficeOnline.xsl" StyleName="APA" Version="6"/>
-</file>
-
-<file path=customXml/item2.xml><?xml version="1.0" encoding="utf-8"?>
 <s:customData xmlns="http://www.wps.cn/officeDocument/2013/wpsCustomData" xmlns:s="http://www.wps.cn/officeDocument/2013/wpsCustomData">
   <customSectProps/>
   <customShpExts>
@@ -4733,18 +4864,22 @@
 </s:customData>
 </file>
 
+<file path=customXml/item2.xml><?xml version="1.0" encoding="utf-8"?>
+<b:Sources xmlns:b="http://schemas.openxmlformats.org/officeDocument/2006/bibliography" xmlns="http://schemas.openxmlformats.org/officeDocument/2006/bibliography" SelectedStyle="\APASixthEditionOfficeOnline.xsl" StyleName="APA" Version="6"/>
+</file>
+
 <file path=customXml/itemProps1.xml><?xml version="1.0" encoding="utf-8"?>
+<ds:datastoreItem xmlns:ds="http://schemas.openxmlformats.org/officeDocument/2006/customXml" ds:itemID="{B1977F7D-205B-4081-913C-38D41E755F92}">
+  <ds:schemaRefs>
+    <ds:schemaRef ds:uri="http://www.wps.cn/officeDocument/2013/wpsCustomData"/>
+  </ds:schemaRefs>
+</ds:datastoreItem>
+</file>
+
+<file path=customXml/itemProps2.xml><?xml version="1.0" encoding="utf-8"?>
 <ds:datastoreItem xmlns:ds="http://schemas.openxmlformats.org/officeDocument/2006/customXml" ds:itemID="{049DA9FC-1F5B-4A7C-A064-F83E2C896798}">
   <ds:schemaRefs>
     <ds:schemaRef ds:uri="http://schemas.openxmlformats.org/officeDocument/2006/bibliography"/>
   </ds:schemaRefs>
 </ds:datastoreItem>
-</file>
-
-<file path=customXml/itemProps2.xml><?xml version="1.0" encoding="utf-8"?>
-<ds:datastoreItem xmlns:ds="http://schemas.openxmlformats.org/officeDocument/2006/customXml" ds:itemID="{B1977F7D-205B-4081-913C-38D41E755F92}">
-  <ds:schemaRefs>
-    <ds:schemaRef ds:uri="http://www.wps.cn/officeDocument/2013/wpsCustomData"/>
-  </ds:schemaRefs>
-</ds:datastoreItem>
 </file>
--- a/Profile22/Profile/portfolio-website/portfolio-fullstack/Yaswanth_Kumar_Resume.docx
+++ b/Profile22/Profile/portfolio-website/portfolio-fullstack/Yaswanth_Kumar_Resume.docx
@@ -99,7 +99,7 @@
           <w:sz w:val="24"/>
           <w:szCs w:val="24"/>
         </w:rPr>
-        <w:t>nyaswanthkumar93@gmail.com</w:t>
+        <w:t>yaswanthkumar2341@gmail.com</w:t>
       </w:r>
       <w:r>
         <w:rPr>
@@ -253,6 +253,17 @@
           <w:szCs w:val="24"/>
           <w:u w:val="single"/>
         </w:rPr>
+        <w:t xml:space="preserve"> </w:t>
+      </w:r>
+      <w:r>
+        <w:rPr>
+          <w:rFonts w:ascii="Times New Roman" w:hAnsi="Times New Roman" w:cs="Times New Roman"/>
+          <w:color w:val="0000FF"/>
+          <w:position w:val="2"/>
+          <w:sz w:val="24"/>
+          <w:szCs w:val="24"/>
+          <w:u w:val="single"/>
+        </w:rPr>
         <w:t>https://github.com/nallagajula-yaswanth</w:t>
       </w:r>
     </w:p>
@@ -298,18 +309,6 @@
           <w:t>https://nallagajula-yaswanth.vercel.app</w:t>
         </w:r>
       </w:hyperlink>
-    </w:p>
-    <w:p>
-      <w:pPr>
-        <w:pStyle w:val="BodyText"/>
-        <w:spacing w:before="1"/>
-        <w:ind w:left="0" w:firstLine="0"/>
-        <w:rPr>
-          <w:rFonts w:ascii="Times New Roman" w:hAnsi="Times New Roman" w:cs="Times New Roman"/>
-          <w:sz w:val="24"/>
-          <w:szCs w:val="24"/>
-        </w:rPr>
-      </w:pPr>
     </w:p>
     <w:p>
       <w:pPr>
@@ -382,9 +381,9 @@
               </wp:anchor>
             </w:drawing>
           </mc:Choice>
-          <mc:Fallback xmlns:w16cei="http://schemas.microsoft.com/office/word/2026/wordml/cei">
+          <mc:Fallback>
             <w:pict>
-              <v:shape w14:anchorId="13C91B83" id="Graphic 7" o:spid="_x0000_s1026" style="position:absolute;margin-left:28.3pt;margin-top:15.85pt;width:538.6pt;height:.1pt;z-index:-251660288;visibility:visible;mso-wrap-style:square;mso-wrap-distance-left:0;mso-wrap-distance-top:0;mso-wrap-distance-right:0;mso-wrap-distance-bottom:0;mso-position-horizontal:absolute;mso-position-horizontal-relative:page;mso-position-vertical:absolute;mso-position-vertical-relative:text;v-text-anchor:top" coordsize="6840220,1270" o:gfxdata="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" path="m,l6840004,e" filled="f" strokeweight=".14039mm">
+              <v:shape w14:anchorId="356DA7A4" id="Graphic 7" o:spid="_x0000_s1026" style="position:absolute;margin-left:28.3pt;margin-top:15.85pt;width:538.6pt;height:.1pt;z-index:-251660288;visibility:visible;mso-wrap-style:square;mso-wrap-distance-left:0;mso-wrap-distance-top:0;mso-wrap-distance-right:0;mso-wrap-distance-bottom:0;mso-position-horizontal:absolute;mso-position-horizontal-relative:page;mso-position-vertical:absolute;mso-position-vertical-relative:text;v-text-anchor:top" coordsize="6840220,1270" o:gfxdata="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" path="m,l6840004,e" filled="f" strokeweight=".14039mm">
                 <v:path arrowok="t"/>
                 <w10:wrap type="topAndBottom" anchorx="page"/>
               </v:shape>
@@ -435,6 +434,7 @@
         </w:rPr>
         <w:t xml:space="preserve"> student in Electronics and Communication Engineering with hands-on experience in Python Full Stack Development. Proficient in Python, Django, HTML, CSS, JavaScript, SQL, and REST APIs. Skilled in developing responsive web applications, backend </w:t>
       </w:r>
+      <w:proofErr w:type="spellStart"/>
       <w:proofErr w:type="gramStart"/>
       <w:r>
         <w:rPr>
@@ -446,6 +446,7 @@
         </w:rPr>
         <w:t>development,database</w:t>
       </w:r>
+      <w:proofErr w:type="spellEnd"/>
       <w:proofErr w:type="gramEnd"/>
       <w:r>
         <w:rPr>
@@ -455,17 +456,7 @@
           <w:w w:val="110"/>
           <w:lang w:val="en-IN"/>
         </w:rPr>
-        <w:t xml:space="preserve"> </w:t>
-      </w:r>
-      <w:r>
-        <w:rPr>
-          <w:rFonts w:ascii="Times New Roman" w:hAnsi="Times New Roman" w:cs="Times New Roman"/>
-          <w:b w:val="0"/>
-          <w:bCs w:val="0"/>
-          <w:w w:val="110"/>
-          <w:lang w:val="en-IN"/>
-        </w:rPr>
-        <w:t>management, and problem-solving. Seeking an entry-level Software Developer or Python Full Stack Developer position to apply technical skills and contribute to building efficient, scalable, and reliable software solutions.</w:t>
+        <w:t xml:space="preserve"> management, and problem-solving. Seeking an entry-level Software Developer or Python Full Stack Developer position to apply technical skills and contribute to building efficient, scalable, and reliable software solutions.</w:t>
       </w:r>
     </w:p>
     <w:p>
@@ -539,9 +530,9 @@
               </wp:anchor>
             </w:drawing>
           </mc:Choice>
-          <mc:Fallback xmlns:w16cei="http://schemas.microsoft.com/office/word/2026/wordml/cei">
+          <mc:Fallback>
             <w:pict>
-              <v:shape w14:anchorId="10C2913C" id="Graphic 8" o:spid="_x0000_s1026" style="position:absolute;margin-left:28.3pt;margin-top:23.2pt;width:538.6pt;height:.1pt;z-index:-251659264;visibility:visible;mso-wrap-style:square;mso-wrap-distance-left:0;mso-wrap-distance-top:0;mso-wrap-distance-right:0;mso-wrap-distance-bottom:0;mso-position-horizontal:absolute;mso-position-horizontal-relative:page;mso-position-vertical:absolute;mso-position-vertical-relative:text;v-text-anchor:top" coordsize="6840220,1270" o:gfxdata="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" path="m,l6840004,e" filled="f" strokeweight=".14039mm">
+              <v:shape w14:anchorId="74F2864E" id="Graphic 8" o:spid="_x0000_s1026" style="position:absolute;margin-left:28.3pt;margin-top:23.2pt;width:538.6pt;height:.1pt;z-index:-251659264;visibility:visible;mso-wrap-style:square;mso-wrap-distance-left:0;mso-wrap-distance-top:0;mso-wrap-distance-right:0;mso-wrap-distance-bottom:0;mso-position-horizontal:absolute;mso-position-horizontal-relative:page;mso-position-vertical:absolute;mso-position-vertical-relative:text;v-text-anchor:top" coordsize="6840220,1270" o:gfxdata="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" path="m,l6840004,e" filled="f" strokeweight=".14039mm">
                 <v:path arrowok="t"/>
                 <w10:wrap type="topAndBottom" anchorx="page"/>
               </v:shape>
@@ -630,25 +621,7 @@
           <w:sz w:val="24"/>
           <w:szCs w:val="24"/>
         </w:rPr>
-        <w:t>2021</w:t>
-      </w:r>
-      <w:r>
-        <w:rPr>
-          <w:rFonts w:ascii="Times New Roman" w:hAnsi="Times New Roman" w:cs="Times New Roman"/>
-          <w:spacing w:val="-2"/>
-          <w:sz w:val="24"/>
-          <w:szCs w:val="24"/>
-        </w:rPr>
-        <w:t>-</w:t>
-      </w:r>
-      <w:r>
-        <w:rPr>
-          <w:rFonts w:ascii="Times New Roman" w:hAnsi="Times New Roman" w:cs="Times New Roman"/>
-          <w:spacing w:val="-2"/>
-          <w:sz w:val="24"/>
-          <w:szCs w:val="24"/>
-        </w:rPr>
-        <w:t>2024</w:t>
+        <w:t>2021–2024</w:t>
       </w:r>
     </w:p>
     <w:p>
@@ -681,15 +654,15 @@
           <w:sz w:val="24"/>
           <w:szCs w:val="24"/>
         </w:rPr>
-        <w:t xml:space="preserve">                Pursuing                                                                                                                        2025 -2028  </w:t>
-      </w:r>
-      <w:r>
-        <w:rPr>
-          <w:rFonts w:ascii="Times New Roman" w:hAnsi="Times New Roman" w:cs="Times New Roman"/>
-          <w:sz w:val="24"/>
-          <w:szCs w:val="24"/>
-        </w:rPr>
-        <w:tab/>
+        <w:t xml:space="preserve">                Pursuing                                                                                                                        2025 -202</w:t>
+      </w:r>
+      <w:r>
+        <w:rPr>
+          <w:rFonts w:ascii="Times New Roman" w:hAnsi="Times New Roman" w:cs="Times New Roman"/>
+          <w:sz w:val="24"/>
+          <w:szCs w:val="24"/>
+        </w:rPr>
+        <w:t>8</w:t>
       </w:r>
     </w:p>
     <w:p>
@@ -763,9 +736,9 @@
               </wp:anchor>
             </w:drawing>
           </mc:Choice>
-          <mc:Fallback xmlns:w16cei="http://schemas.microsoft.com/office/word/2026/wordml/cei">
+          <mc:Fallback>
             <w:pict>
-              <v:shape w14:anchorId="7FA308F4" id="Graphic 9" o:spid="_x0000_s1026" style="position:absolute;margin-left:28.3pt;margin-top:23.2pt;width:538.6pt;height:.1pt;z-index:-251658240;visibility:visible;mso-wrap-style:square;mso-wrap-distance-left:0;mso-wrap-distance-top:0;mso-wrap-distance-right:0;mso-wrap-distance-bottom:0;mso-position-horizontal:absolute;mso-position-horizontal-relative:page;mso-position-vertical:absolute;mso-position-vertical-relative:text;v-text-anchor:top" coordsize="6840220,1270" o:gfxdata="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" path="m,l6840004,e" filled="f" strokeweight=".14039mm">
+              <v:shape w14:anchorId="01855D05" id="Graphic 9" o:spid="_x0000_s1026" style="position:absolute;margin-left:28.3pt;margin-top:23.2pt;width:538.6pt;height:.1pt;z-index:-251658240;visibility:visible;mso-wrap-style:square;mso-wrap-distance-left:0;mso-wrap-distance-top:0;mso-wrap-distance-right:0;mso-wrap-distance-bottom:0;mso-position-horizontal:absolute;mso-position-horizontal-relative:page;mso-position-vertical:absolute;mso-position-vertical-relative:text;v-text-anchor:top" coordsize="6840220,1270" o:gfxdata="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" path="m,l6840004,e" filled="f" strokeweight=".14039mm">
                 <v:path arrowok="t"/>
                 <w10:wrap type="topAndBottom" anchorx="page"/>
               </v:shape>
@@ -944,20 +917,20 @@
       <w:r>
         <w:rPr>
           <w:rFonts w:ascii="Times New Roman" w:hAnsi="Times New Roman" w:cs="Times New Roman"/>
-          <w:b/>
-          <w:sz w:val="24"/>
-          <w:szCs w:val="24"/>
-        </w:rPr>
-        <w:tab/>
-      </w:r>
-      <w:r>
-        <w:rPr>
-          <w:rFonts w:ascii="Times New Roman" w:hAnsi="Times New Roman" w:cs="Times New Roman"/>
           <w:w w:val="115"/>
           <w:sz w:val="24"/>
           <w:szCs w:val="24"/>
         </w:rPr>
-        <w:t>Django,</w:t>
+        <w:t xml:space="preserve"> Django</w:t>
+      </w:r>
+      <w:r>
+        <w:rPr>
+          <w:rFonts w:ascii="Times New Roman" w:hAnsi="Times New Roman" w:cs="Times New Roman"/>
+          <w:w w:val="115"/>
+          <w:sz w:val="24"/>
+          <w:szCs w:val="24"/>
+        </w:rPr>
+        <w:t>,</w:t>
       </w:r>
       <w:r>
         <w:rPr>
@@ -1041,8 +1014,43 @@
           <w:sz w:val="24"/>
           <w:szCs w:val="24"/>
         </w:rPr>
-        <w:t>Tools:</w:t>
-      </w:r>
+        <w:t>Tools</w:t>
+      </w:r>
+      <w:r>
+        <w:rPr>
+          <w:rFonts w:ascii="Times New Roman" w:hAnsi="Times New Roman" w:cs="Times New Roman"/>
+          <w:b/>
+          <w:spacing w:val="-2"/>
+          <w:w w:val="115"/>
+          <w:sz w:val="24"/>
+          <w:szCs w:val="24"/>
+        </w:rPr>
+        <w:t xml:space="preserve">         </w:t>
+      </w:r>
+      <w:proofErr w:type="gramStart"/>
+      <w:r>
+        <w:rPr>
+          <w:rFonts w:ascii="Times New Roman" w:hAnsi="Times New Roman" w:cs="Times New Roman"/>
+          <w:b/>
+          <w:spacing w:val="-2"/>
+          <w:w w:val="115"/>
+          <w:sz w:val="24"/>
+          <w:szCs w:val="24"/>
+        </w:rPr>
+        <w:t xml:space="preserve">  </w:t>
+      </w:r>
+      <w:r>
+        <w:rPr>
+          <w:rFonts w:ascii="Times New Roman" w:hAnsi="Times New Roman" w:cs="Times New Roman"/>
+          <w:b/>
+          <w:spacing w:val="-2"/>
+          <w:w w:val="115"/>
+          <w:sz w:val="24"/>
+          <w:szCs w:val="24"/>
+        </w:rPr>
+        <w:t>:</w:t>
+      </w:r>
+      <w:proofErr w:type="gramEnd"/>
       <w:r>
         <w:rPr>
           <w:rFonts w:ascii="Times New Roman" w:hAnsi="Times New Roman" w:cs="Times New Roman"/>
@@ -1141,6 +1149,7 @@
           <w:szCs w:val="24"/>
         </w:rPr>
       </w:pPr>
+      <w:proofErr w:type="gramStart"/>
       <w:r>
         <w:rPr>
           <w:rFonts w:ascii="Times New Roman" w:hAnsi="Times New Roman" w:cs="Times New Roman"/>
@@ -1155,20 +1164,21 @@
       <w:r>
         <w:rPr>
           <w:rFonts w:ascii="Times New Roman" w:hAnsi="Times New Roman" w:cs="Times New Roman"/>
-          <w:b/>
-          <w:sz w:val="24"/>
-          <w:szCs w:val="24"/>
-        </w:rPr>
-        <w:tab/>
-      </w:r>
-      <w:r>
-        <w:rPr>
-          <w:rFonts w:ascii="Times New Roman" w:hAnsi="Times New Roman" w:cs="Times New Roman"/>
           <w:w w:val="120"/>
           <w:sz w:val="24"/>
           <w:szCs w:val="24"/>
         </w:rPr>
-        <w:t>AWS,</w:t>
+        <w:t>AWS</w:t>
+      </w:r>
+      <w:proofErr w:type="gramEnd"/>
+      <w:r>
+        <w:rPr>
+          <w:rFonts w:ascii="Times New Roman" w:hAnsi="Times New Roman" w:cs="Times New Roman"/>
+          <w:w w:val="120"/>
+          <w:sz w:val="24"/>
+          <w:szCs w:val="24"/>
+        </w:rPr>
+        <w:t>,</w:t>
       </w:r>
       <w:r>
         <w:rPr>
@@ -1488,9 +1498,9 @@
               </wp:anchor>
             </w:drawing>
           </mc:Choice>
-          <mc:Fallback xmlns:w16cei="http://schemas.microsoft.com/office/word/2026/wordml/cei">
+          <mc:Fallback>
             <w:pict>
-              <v:shape w14:anchorId="132549E8" id="Graphic 10" o:spid="_x0000_s1026" style="position:absolute;margin-left:28.3pt;margin-top:23.55pt;width:538.6pt;height:.1pt;z-index:-251657216;visibility:visible;mso-wrap-style:square;mso-wrap-distance-left:0;mso-wrap-distance-top:0;mso-wrap-distance-right:0;mso-wrap-distance-bottom:0;mso-position-horizontal:absolute;mso-position-horizontal-relative:page;mso-position-vertical:absolute;mso-position-vertical-relative:text;v-text-anchor:top" coordsize="6840220,1270" o:gfxdata="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" path="m,l6840004,e" filled="f" strokeweight=".14039mm">
+              <v:shape w14:anchorId="35DA0FE0" id="Graphic 10" o:spid="_x0000_s1026" style="position:absolute;margin-left:28.3pt;margin-top:23.55pt;width:538.6pt;height:.1pt;z-index:-251657216;visibility:visible;mso-wrap-style:square;mso-wrap-distance-left:0;mso-wrap-distance-top:0;mso-wrap-distance-right:0;mso-wrap-distance-bottom:0;mso-position-horizontal:absolute;mso-position-horizontal-relative:page;mso-position-vertical:absolute;mso-position-vertical-relative:text;v-text-anchor:top" coordsize="6840220,1270" o:gfxdata="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" path="m,l6840004,e" filled="f" strokeweight=".14039mm">
                 <v:path arrowok="t"/>
                 <w10:wrap type="topAndBottom" anchorx="page"/>
               </v:shape>
@@ -1651,6 +1661,14 @@
           <w:sz w:val="24"/>
           <w:szCs w:val="24"/>
         </w:rPr>
+        <w:t xml:space="preserve"> </w:t>
+      </w:r>
+      <w:r>
+        <w:rPr>
+          <w:rFonts w:ascii="Times New Roman" w:hAnsi="Times New Roman" w:cs="Times New Roman"/>
+          <w:sz w:val="24"/>
+          <w:szCs w:val="24"/>
+        </w:rPr>
         <w:t>Supported the team in achieving daily production targets on time.</w:t>
       </w:r>
     </w:p>
@@ -1671,6 +1689,14 @@
           <w:szCs w:val="24"/>
         </w:rPr>
       </w:pPr>
+      <w:r>
+        <w:rPr>
+          <w:rFonts w:ascii="Times New Roman" w:hAnsi="Times New Roman" w:cs="Times New Roman"/>
+          <w:sz w:val="24"/>
+          <w:szCs w:val="24"/>
+        </w:rPr>
+        <w:t xml:space="preserve"> </w:t>
+      </w:r>
       <w:r>
         <w:rPr>
           <w:rFonts w:ascii="Times New Roman" w:hAnsi="Times New Roman" w:cs="Times New Roman"/>
@@ -2022,9 +2048,9 @@
               </wp:anchor>
             </w:drawing>
           </mc:Choice>
-          <mc:Fallback xmlns:w16cei="http://schemas.microsoft.com/office/word/2026/wordml/cei">
+          <mc:Fallback>
             <w:pict>
-              <v:shape w14:anchorId="3E15D080" id="Graphic 11" o:spid="_x0000_s1026" style="position:absolute;margin-left:28.3pt;margin-top:23.15pt;width:538.6pt;height:.1pt;z-index:-251656192;visibility:visible;mso-wrap-style:square;mso-wrap-distance-left:0;mso-wrap-distance-top:0;mso-wrap-distance-right:0;mso-wrap-distance-bottom:0;mso-position-horizontal:absolute;mso-position-horizontal-relative:page;mso-position-vertical:absolute;mso-position-vertical-relative:text;v-text-anchor:top" coordsize="6840220,1270" o:gfxdata="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" path="m,l6840004,e" filled="f" strokeweight=".14039mm">
+              <v:shape w14:anchorId="0521DBF9" id="Graphic 11" o:spid="_x0000_s1026" style="position:absolute;margin-left:28.3pt;margin-top:23.15pt;width:538.6pt;height:.1pt;z-index:-251656192;visibility:visible;mso-wrap-style:square;mso-wrap-distance-left:0;mso-wrap-distance-top:0;mso-wrap-distance-right:0;mso-wrap-distance-bottom:0;mso-position-horizontal:absolute;mso-position-horizontal-relative:page;mso-position-vertical:absolute;mso-position-vertical-relative:text;v-text-anchor:top" coordsize="6840220,1270" o:gfxdata="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" path="m,l6840004,e" filled="f" strokeweight=".14039mm">
                 <v:path arrowok="t"/>
                 <w10:wrap type="topAndBottom" anchorx="page"/>
               </v:shape>
@@ -2432,7 +2458,6 @@
           <w:sz w:val="24"/>
           <w:szCs w:val="24"/>
         </w:rPr>
-        <w:lastRenderedPageBreak/>
         <w:t xml:space="preserve">The system uses simple components like </w:t>
       </w:r>
       <w:r>
@@ -2824,9 +2849,9 @@
               </wp:anchor>
             </w:drawing>
           </mc:Choice>
-          <mc:Fallback xmlns:w16cei="http://schemas.microsoft.com/office/word/2026/wordml/cei">
+          <mc:Fallback>
             <w:pict>
-              <v:shape w14:anchorId="3594F9BF" id="Graphic 12" o:spid="_x0000_s1026" style="position:absolute;margin-left:28.3pt;margin-top:23.15pt;width:538.6pt;height:.1pt;z-index:251655168;visibility:visible;mso-wrap-style:square;mso-wrap-distance-left:0;mso-wrap-distance-top:0;mso-wrap-distance-right:0;mso-wrap-distance-bottom:0;mso-position-horizontal:absolute;mso-position-horizontal-relative:page;mso-position-vertical:absolute;mso-position-vertical-relative:text;v-text-anchor:top" coordsize="6840220,1270" o:gfxdata="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" path="m,l6840004,e" filled="f" strokeweight=".14039mm">
+              <v:shape w14:anchorId="64D9C315" id="Graphic 12" o:spid="_x0000_s1026" style="position:absolute;margin-left:28.3pt;margin-top:23.15pt;width:538.6pt;height:.1pt;z-index:251655168;visibility:visible;mso-wrap-style:square;mso-wrap-distance-left:0;mso-wrap-distance-top:0;mso-wrap-distance-right:0;mso-wrap-distance-bottom:0;mso-position-horizontal:absolute;mso-position-horizontal-relative:page;mso-position-vertical:absolute;mso-position-vertical-relative:text;v-text-anchor:top" coordsize="6840220,1270" o:gfxdata="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" path="m,l6840004,e" filled="f" strokeweight=".14039mm">
                 <v:path arrowok="t"/>
                 <w10:wrap anchorx="page"/>
               </v:shape>
@@ -3113,15 +3138,23 @@
           <w:sz w:val="24"/>
           <w:szCs w:val="24"/>
         </w:rPr>
-        <w:t xml:space="preserve">                    </w:t>
-      </w:r>
-      <w:r>
-        <w:rPr>
-          <w:rFonts w:ascii="Times New Roman" w:hAnsi="Times New Roman" w:cs="Times New Roman"/>
-          <w:sz w:val="24"/>
-          <w:szCs w:val="24"/>
-        </w:rPr>
-        <w:t xml:space="preserve">May 2025 TO </w:t>
+        <w:t xml:space="preserve">          </w:t>
+      </w:r>
+      <w:r>
+        <w:rPr>
+          <w:rFonts w:ascii="Times New Roman" w:hAnsi="Times New Roman" w:cs="Times New Roman"/>
+          <w:sz w:val="24"/>
+          <w:szCs w:val="24"/>
+        </w:rPr>
+        <w:t>May 2025</w:t>
+      </w:r>
+      <w:r>
+        <w:rPr>
+          <w:rFonts w:ascii="Times New Roman" w:hAnsi="Times New Roman" w:cs="Times New Roman"/>
+          <w:sz w:val="24"/>
+          <w:szCs w:val="24"/>
+        </w:rPr>
+        <w:t xml:space="preserve"> </w:t>
       </w:r>
       <w:proofErr w:type="gramStart"/>
       <w:r>
@@ -3130,9 +3163,25 @@
           <w:sz w:val="24"/>
           <w:szCs w:val="24"/>
         </w:rPr>
-        <w:t>September  2025</w:t>
+        <w:t xml:space="preserve">- </w:t>
+      </w:r>
+      <w:r>
+        <w:rPr>
+          <w:rFonts w:ascii="Times New Roman" w:hAnsi="Times New Roman" w:cs="Times New Roman"/>
+          <w:sz w:val="24"/>
+          <w:szCs w:val="24"/>
+        </w:rPr>
+        <w:t xml:space="preserve"> September</w:t>
       </w:r>
       <w:proofErr w:type="gramEnd"/>
+      <w:r>
+        <w:rPr>
+          <w:rFonts w:ascii="Times New Roman" w:hAnsi="Times New Roman" w:cs="Times New Roman"/>
+          <w:sz w:val="24"/>
+          <w:szCs w:val="24"/>
+        </w:rPr>
+        <w:t xml:space="preserve">  2025</w:t>
+      </w:r>
       <w:r>
         <w:rPr>
           <w:rFonts w:ascii="Times New Roman" w:hAnsi="Times New Roman" w:cs="Times New Roman"/>
@@ -4418,6 +4467,7 @@
   <w:style w:type="paragraph" w:styleId="Heading1">
     <w:name w:val="heading 1"/>
     <w:basedOn w:val="Normal"/>
+    <w:link w:val="Heading1Char"/>
     <w:uiPriority w:val="1"/>
     <w:qFormat/>
     <w:pPr>
@@ -4452,6 +4502,7 @@
   <w:style w:type="character" w:default="1" w:styleId="DefaultParagraphFont">
     <w:name w:val="Default Paragraph Font"/>
     <w:uiPriority w:val="1"/>
+    <w:semiHidden/>
     <w:unhideWhenUsed/>
   </w:style>
   <w:style w:type="table" w:default="1" w:styleId="TableNormal">
@@ -4563,9 +4614,24 @@
     <w:basedOn w:val="DefaultParagraphFont"/>
     <w:link w:val="BodyText"/>
     <w:uiPriority w:val="1"/>
-    <w:rsid w:val="00E9487A"/>
+    <w:rsid w:val="000C0EE6"/>
     <w:rPr>
       <w:rFonts w:ascii="Calibri" w:eastAsia="Calibri" w:hAnsi="Calibri" w:cs="Calibri"/>
+      <w:lang w:val="en-US" w:eastAsia="en-US"/>
+    </w:rPr>
+  </w:style>
+  <w:style w:type="character" w:customStyle="1" w:styleId="Heading1Char">
+    <w:name w:val="Heading 1 Char"/>
+    <w:basedOn w:val="DefaultParagraphFont"/>
+    <w:link w:val="Heading1"/>
+    <w:uiPriority w:val="1"/>
+    <w:rsid w:val="008F58A3"/>
+    <w:rPr>
+      <w:rFonts w:ascii="Calibri" w:eastAsia="Calibri" w:hAnsi="Calibri" w:cs="Calibri"/>
+      <w:b/>
+      <w:bCs/>
+      <w:sz w:val="24"/>
+      <w:szCs w:val="24"/>
       <w:lang w:val="en-US" w:eastAsia="en-US"/>
     </w:rPr>
   </w:style>
@@ -4856,6 +4922,10 @@
 </file>
 
 <file path=customXml/item1.xml><?xml version="1.0" encoding="utf-8"?>
+<b:Sources xmlns:b="http://schemas.openxmlformats.org/officeDocument/2006/bibliography" xmlns="http://schemas.openxmlformats.org/officeDocument/2006/bibliography" SelectedStyle="\APASixthEditionOfficeOnline.xsl" StyleName="APA" Version="6"/>
+</file>
+
+<file path=customXml/item2.xml><?xml version="1.0" encoding="utf-8"?>
 <s:customData xmlns="http://www.wps.cn/officeDocument/2013/wpsCustomData" xmlns:s="http://www.wps.cn/officeDocument/2013/wpsCustomData">
   <customSectProps/>
   <customShpExts>
@@ -4864,22 +4934,18 @@
 </s:customData>
 </file>
 
-<file path=customXml/item2.xml><?xml version="1.0" encoding="utf-8"?>
-<b:Sources xmlns:b="http://schemas.openxmlformats.org/officeDocument/2006/bibliography" xmlns="http://schemas.openxmlformats.org/officeDocument/2006/bibliography" SelectedStyle="\APASixthEditionOfficeOnline.xsl" StyleName="APA" Version="6"/>
+<file path=customXml/itemProps1.xml><?xml version="1.0" encoding="utf-8"?>
+<ds:datastoreItem xmlns:ds="http://schemas.openxmlformats.org/officeDocument/2006/customXml" ds:itemID="{049DA9FC-1F5B-4A7C-A064-F83E2C896798}">
+  <ds:schemaRefs>
+    <ds:schemaRef ds:uri="http://schemas.openxmlformats.org/officeDocument/2006/bibliography"/>
+  </ds:schemaRefs>
+</ds:datastoreItem>
 </file>
 
-<file path=customXml/itemProps1.xml><?xml version="1.0" encoding="utf-8"?>
+<file path=customXml/itemProps2.xml><?xml version="1.0" encoding="utf-8"?>
 <ds:datastoreItem xmlns:ds="http://schemas.openxmlformats.org/officeDocument/2006/customXml" ds:itemID="{B1977F7D-205B-4081-913C-38D41E755F92}">
   <ds:schemaRefs>
     <ds:schemaRef ds:uri="http://www.wps.cn/officeDocument/2013/wpsCustomData"/>
   </ds:schemaRefs>
 </ds:datastoreItem>
-</file>
-
-<file path=customXml/itemProps2.xml><?xml version="1.0" encoding="utf-8"?>
-<ds:datastoreItem xmlns:ds="http://schemas.openxmlformats.org/officeDocument/2006/customXml" ds:itemID="{049DA9FC-1F5B-4A7C-A064-F83E2C896798}">
-  <ds:schemaRefs>
-    <ds:schemaRef ds:uri="http://schemas.openxmlformats.org/officeDocument/2006/bibliography"/>
-  </ds:schemaRefs>
-</ds:datastoreItem>
 </file>
--- a/Profile22/Profile/portfolio-website/portfolio-fullstack/Yaswanth_Kumar_Resume.docx
+++ b/Profile22/Profile/portfolio-website/portfolio-fullstack/Yaswanth_Kumar_Resume.docx
@@ -99,7 +99,7 @@
           <w:sz w:val="24"/>
           <w:szCs w:val="24"/>
         </w:rPr>
-        <w:t>yaswanthkumar2341@gmail.com</w:t>
+        <w:t>nyaswanthkumar93@gmail.com</w:t>
       </w:r>
       <w:r>
         <w:rPr>
@@ -309,6 +309,9 @@
           <w:t>https://nallagajula-yaswanth.vercel.app</w:t>
         </w:r>
       </w:hyperlink>
+      <w:r>
+        <w:t>/</w:t>
+      </w:r>
     </w:p>
     <w:p>
       <w:pPr>
@@ -412,7 +415,6 @@
           <w:lang w:val="en-IN"/>
         </w:rPr>
       </w:pPr>
-      <w:proofErr w:type="gramStart"/>
       <w:r>
         <w:rPr>
           <w:rFonts w:ascii="Times New Roman" w:hAnsi="Times New Roman" w:cs="Times New Roman"/>
@@ -421,9 +423,9 @@
           <w:w w:val="110"/>
           <w:lang w:val="en-IN"/>
         </w:rPr>
-        <w:t>B.Tech</w:t>
-      </w:r>
-      <w:proofErr w:type="gramEnd"/>
+        <w:t xml:space="preserve">B.Tech student in Electronics and Communication Engineering with hands-on experience in Python Full Stack Development. Proficient in Python, Django, HTML, CSS, JavaScript, SQL, and REST APIs. Skilled in developing responsive web applications, backend </w:t>
+      </w:r>
+      <w:proofErr w:type="spellStart"/>
       <w:r>
         <w:rPr>
           <w:rFonts w:ascii="Times New Roman" w:hAnsi="Times New Roman" w:cs="Times New Roman"/>
@@ -432,22 +434,9 @@
           <w:w w:val="110"/>
           <w:lang w:val="en-IN"/>
         </w:rPr>
-        <w:t xml:space="preserve"> student in Electronics and Communication Engineering with hands-on experience in Python Full Stack Development. Proficient in Python, Django, HTML, CSS, JavaScript, SQL, and REST APIs. Skilled in developing responsive web applications, backend </w:t>
-      </w:r>
-      <w:proofErr w:type="spellStart"/>
-      <w:proofErr w:type="gramStart"/>
-      <w:r>
-        <w:rPr>
-          <w:rFonts w:ascii="Times New Roman" w:hAnsi="Times New Roman" w:cs="Times New Roman"/>
-          <w:b w:val="0"/>
-          <w:bCs w:val="0"/>
-          <w:w w:val="110"/>
-          <w:lang w:val="en-IN"/>
-        </w:rPr>
         <w:t>development,database</w:t>
       </w:r>
       <w:proofErr w:type="spellEnd"/>
-      <w:proofErr w:type="gramEnd"/>
       <w:r>
         <w:rPr>
           <w:rFonts w:ascii="Times New Roman" w:hAnsi="Times New Roman" w:cs="Times New Roman"/>
@@ -561,7 +550,6 @@
           <w:szCs w:val="24"/>
         </w:rPr>
       </w:pPr>
-      <w:proofErr w:type="gramStart"/>
       <w:r>
         <w:rPr>
           <w:rFonts w:ascii="Times New Roman" w:hAnsi="Times New Roman" w:cs="Times New Roman"/>
@@ -570,18 +558,7 @@
           <w:sz w:val="24"/>
           <w:szCs w:val="24"/>
         </w:rPr>
-        <w:t>Dr.YC</w:t>
-      </w:r>
-      <w:proofErr w:type="gramEnd"/>
-      <w:r>
-        <w:rPr>
-          <w:rFonts w:ascii="Times New Roman" w:hAnsi="Times New Roman" w:cs="Times New Roman"/>
-          <w:b/>
-          <w:w w:val="130"/>
-          <w:sz w:val="24"/>
-          <w:szCs w:val="24"/>
-        </w:rPr>
-        <w:t xml:space="preserve"> James Yen govt polytechnic  </w:t>
+        <w:t xml:space="preserve">Dr.YC James Yen govt polytechnic  </w:t>
       </w:r>
     </w:p>
     <w:p>
@@ -638,23 +615,13 @@
           <w:szCs w:val="24"/>
         </w:rPr>
       </w:pPr>
-      <w:proofErr w:type="gramStart"/>
-      <w:r>
-        <w:rPr>
-          <w:rFonts w:ascii="Times New Roman" w:hAnsi="Times New Roman" w:cs="Times New Roman"/>
-          <w:sz w:val="24"/>
-          <w:szCs w:val="24"/>
-        </w:rPr>
-        <w:t>B.Tech</w:t>
-      </w:r>
-      <w:proofErr w:type="gramEnd"/>
-      <w:r>
-        <w:rPr>
-          <w:rFonts w:ascii="Times New Roman" w:hAnsi="Times New Roman" w:cs="Times New Roman"/>
-          <w:sz w:val="24"/>
-          <w:szCs w:val="24"/>
-        </w:rPr>
-        <w:t xml:space="preserve">                Pursuing                                                                                                                        2025 -202</w:t>
+      <w:r>
+        <w:rPr>
+          <w:rFonts w:ascii="Times New Roman" w:hAnsi="Times New Roman" w:cs="Times New Roman"/>
+          <w:sz w:val="24"/>
+          <w:szCs w:val="24"/>
+        </w:rPr>
+        <w:t>B.Tech                Pursuing                                                                                                                        2025 -202</w:t>
       </w:r>
       <w:r>
         <w:rPr>
@@ -1025,9 +992,8 @@
           <w:sz w:val="24"/>
           <w:szCs w:val="24"/>
         </w:rPr>
-        <w:t xml:space="preserve">         </w:t>
-      </w:r>
-      <w:proofErr w:type="gramStart"/>
+        <w:t xml:space="preserve">           </w:t>
+      </w:r>
       <w:r>
         <w:rPr>
           <w:rFonts w:ascii="Times New Roman" w:hAnsi="Times New Roman" w:cs="Times New Roman"/>
@@ -1037,20 +1003,8 @@
           <w:sz w:val="24"/>
           <w:szCs w:val="24"/>
         </w:rPr>
-        <w:t xml:space="preserve">  </w:t>
-      </w:r>
-      <w:r>
-        <w:rPr>
-          <w:rFonts w:ascii="Times New Roman" w:hAnsi="Times New Roman" w:cs="Times New Roman"/>
-          <w:b/>
-          <w:spacing w:val="-2"/>
-          <w:w w:val="115"/>
-          <w:sz w:val="24"/>
-          <w:szCs w:val="24"/>
-        </w:rPr>
         <w:t>:</w:t>
       </w:r>
-      <w:proofErr w:type="gramEnd"/>
       <w:r>
         <w:rPr>
           <w:rFonts w:ascii="Times New Roman" w:hAnsi="Times New Roman" w:cs="Times New Roman"/>
@@ -1149,7 +1103,6 @@
           <w:szCs w:val="24"/>
         </w:rPr>
       </w:pPr>
-      <w:proofErr w:type="gramStart"/>
       <w:r>
         <w:rPr>
           <w:rFonts w:ascii="Times New Roman" w:hAnsi="Times New Roman" w:cs="Times New Roman"/>
@@ -1168,17 +1121,7 @@
           <w:sz w:val="24"/>
           <w:szCs w:val="24"/>
         </w:rPr>
-        <w:t>AWS</w:t>
-      </w:r>
-      <w:proofErr w:type="gramEnd"/>
-      <w:r>
-        <w:rPr>
-          <w:rFonts w:ascii="Times New Roman" w:hAnsi="Times New Roman" w:cs="Times New Roman"/>
-          <w:w w:val="120"/>
-          <w:sz w:val="24"/>
-          <w:szCs w:val="24"/>
-        </w:rPr>
-        <w:t>,</w:t>
+        <w:t>AWS,</w:t>
       </w:r>
       <w:r>
         <w:rPr>
@@ -2085,27 +2028,7 @@
           <w:sz w:val="24"/>
           <w:szCs w:val="24"/>
         </w:rPr>
-        <w:t xml:space="preserve">Academic </w:t>
-      </w:r>
-      <w:proofErr w:type="gramStart"/>
-      <w:r>
-        <w:rPr>
-          <w:rFonts w:ascii="Times New Roman" w:hAnsi="Times New Roman" w:cs="Times New Roman"/>
-          <w:w w:val="115"/>
-          <w:sz w:val="24"/>
-          <w:szCs w:val="24"/>
-        </w:rPr>
-        <w:t>project  -</w:t>
-      </w:r>
-      <w:proofErr w:type="gramEnd"/>
-      <w:r>
-        <w:rPr>
-          <w:rFonts w:ascii="Times New Roman" w:hAnsi="Times New Roman" w:cs="Times New Roman"/>
-          <w:w w:val="115"/>
-          <w:sz w:val="24"/>
-          <w:szCs w:val="24"/>
-        </w:rPr>
-        <w:t xml:space="preserve">  -V</w:t>
+        <w:t>Academic project  -  -V</w:t>
       </w:r>
       <w:r>
         <w:rPr>
@@ -2466,51 +2389,15 @@
           <w:sz w:val="24"/>
           <w:szCs w:val="24"/>
         </w:rPr>
-        <w:t xml:space="preserve">Arduino </w:t>
-      </w:r>
-      <w:proofErr w:type="gramStart"/>
-      <w:r>
-        <w:rPr>
-          <w:rFonts w:ascii="Times New Roman" w:hAnsi="Times New Roman" w:cs="Times New Roman"/>
-          <w:sz w:val="24"/>
-          <w:szCs w:val="24"/>
-        </w:rPr>
-        <w:t xml:space="preserve">RF </w:t>
-      </w:r>
-      <w:r>
-        <w:rPr>
-          <w:rFonts w:ascii="Times New Roman" w:hAnsi="Times New Roman" w:cs="Times New Roman"/>
-          <w:sz w:val="24"/>
-          <w:szCs w:val="24"/>
-        </w:rPr>
-        <w:t xml:space="preserve"> modules</w:t>
-      </w:r>
-      <w:proofErr w:type="gramEnd"/>
-      <w:r>
-        <w:rPr>
-          <w:rFonts w:ascii="Times New Roman" w:hAnsi="Times New Roman" w:cs="Times New Roman"/>
-          <w:sz w:val="24"/>
-          <w:szCs w:val="24"/>
-        </w:rPr>
-        <w:t xml:space="preserve">,and a DC motor, </w:t>
-      </w:r>
-      <w:proofErr w:type="gramStart"/>
-      <w:r>
-        <w:rPr>
-          <w:rFonts w:ascii="Times New Roman" w:hAnsi="Times New Roman" w:cs="Times New Roman"/>
-          <w:sz w:val="24"/>
-          <w:szCs w:val="24"/>
-        </w:rPr>
-        <w:t>so  it</w:t>
-      </w:r>
-      <w:proofErr w:type="gramEnd"/>
-      <w:r>
-        <w:rPr>
-          <w:rFonts w:ascii="Times New Roman" w:hAnsi="Times New Roman" w:cs="Times New Roman"/>
-          <w:sz w:val="24"/>
-          <w:szCs w:val="24"/>
-        </w:rPr>
-        <w:t xml:space="preserve"> is affordable and easy to install </w:t>
+        <w:t xml:space="preserve">Arduino RF </w:t>
+      </w:r>
+      <w:r>
+        <w:rPr>
+          <w:rFonts w:ascii="Times New Roman" w:hAnsi="Times New Roman" w:cs="Times New Roman"/>
+          <w:sz w:val="24"/>
+          <w:szCs w:val="24"/>
+        </w:rPr>
+        <w:t xml:space="preserve"> modules,and a DC motor, so  it is affordable and easy to install </w:t>
       </w:r>
     </w:p>
     <w:p>
@@ -2895,33 +2782,15 @@
           <w:sz w:val="24"/>
           <w:szCs w:val="24"/>
         </w:rPr>
-        <w:t xml:space="preserve">Free webinar on “data </w:t>
-      </w:r>
-      <w:proofErr w:type="gramStart"/>
-      <w:r>
-        <w:rPr>
-          <w:rFonts w:ascii="Times New Roman" w:hAnsi="Times New Roman" w:cs="Times New Roman"/>
-          <w:sz w:val="24"/>
-          <w:szCs w:val="24"/>
-        </w:rPr>
-        <w:t xml:space="preserve">structures”  </w:t>
-      </w:r>
-      <w:r>
-        <w:rPr>
-          <w:rFonts w:ascii="Times New Roman" w:hAnsi="Times New Roman" w:cs="Times New Roman"/>
-          <w:sz w:val="24"/>
-          <w:szCs w:val="24"/>
-        </w:rPr>
-        <w:t xml:space="preserve"> </w:t>
-      </w:r>
-      <w:proofErr w:type="gramEnd"/>
-      <w:r>
-        <w:rPr>
-          <w:rFonts w:ascii="Times New Roman" w:hAnsi="Times New Roman" w:cs="Times New Roman"/>
-          <w:sz w:val="24"/>
-          <w:szCs w:val="24"/>
-        </w:rPr>
-        <w:t>course, MAANG CAREERS, Hyderabad</w:t>
+        <w:t xml:space="preserve">Free webinar on “data structures”  </w:t>
+      </w:r>
+      <w:r>
+        <w:rPr>
+          <w:rFonts w:ascii="Times New Roman" w:hAnsi="Times New Roman" w:cs="Times New Roman"/>
+          <w:sz w:val="24"/>
+          <w:szCs w:val="24"/>
+        </w:rPr>
+        <w:t xml:space="preserve"> course, MAANG CAREERS, Hyderabad</w:t>
       </w:r>
       <w:r>
         <w:rPr>
@@ -2956,25 +2825,7 @@
           <w:sz w:val="24"/>
           <w:szCs w:val="24"/>
         </w:rPr>
-        <w:t xml:space="preserve">Interview </w:t>
-      </w:r>
-      <w:proofErr w:type="gramStart"/>
-      <w:r>
-        <w:rPr>
-          <w:rFonts w:ascii="Times New Roman" w:hAnsi="Times New Roman" w:cs="Times New Roman"/>
-          <w:sz w:val="24"/>
-          <w:szCs w:val="24"/>
-        </w:rPr>
-        <w:t>preparation  course</w:t>
-      </w:r>
-      <w:proofErr w:type="gramEnd"/>
-      <w:r>
-        <w:rPr>
-          <w:rFonts w:ascii="Times New Roman" w:hAnsi="Times New Roman" w:cs="Times New Roman"/>
-          <w:sz w:val="24"/>
-          <w:szCs w:val="24"/>
-        </w:rPr>
-        <w:t xml:space="preserve"> (fast track) </w:t>
+        <w:t xml:space="preserve">Interview preparation  course (fast track) </w:t>
       </w:r>
       <w:r>
         <w:rPr>
@@ -3017,16 +2868,7 @@
           <w:sz w:val="24"/>
           <w:szCs w:val="24"/>
         </w:rPr>
-        <w:t xml:space="preserve">Web developer </w:t>
-      </w:r>
-      <w:proofErr w:type="gramStart"/>
-      <w:r>
-        <w:rPr>
-          <w:rFonts w:ascii="Times New Roman" w:hAnsi="Times New Roman" w:cs="Times New Roman"/>
-          <w:sz w:val="24"/>
-          <w:szCs w:val="24"/>
-        </w:rPr>
-        <w:t>course</w:t>
+        <w:t>Web developer course</w:t>
       </w:r>
       <w:r>
         <w:rPr>
@@ -3042,34 +2884,7 @@
           <w:sz w:val="24"/>
           <w:szCs w:val="24"/>
         </w:rPr>
-        <w:t xml:space="preserve"> Skill</w:t>
-      </w:r>
-      <w:proofErr w:type="gramEnd"/>
-      <w:r>
-        <w:rPr>
-          <w:rFonts w:ascii="Times New Roman" w:hAnsi="Times New Roman" w:cs="Times New Roman"/>
-          <w:sz w:val="24"/>
-          <w:szCs w:val="24"/>
-        </w:rPr>
-        <w:t xml:space="preserve"> </w:t>
-      </w:r>
-      <w:proofErr w:type="gramStart"/>
-      <w:r>
-        <w:rPr>
-          <w:rFonts w:ascii="Times New Roman" w:hAnsi="Times New Roman" w:cs="Times New Roman"/>
-          <w:sz w:val="24"/>
-          <w:szCs w:val="24"/>
-        </w:rPr>
-        <w:t>AP  (</w:t>
-      </w:r>
-      <w:proofErr w:type="gramEnd"/>
-      <w:r>
-        <w:rPr>
-          <w:rFonts w:ascii="Times New Roman" w:hAnsi="Times New Roman" w:cs="Times New Roman"/>
-          <w:sz w:val="24"/>
-          <w:szCs w:val="24"/>
-        </w:rPr>
-        <w:t xml:space="preserve">APSSDC), kuppam                                                           </w:t>
+        <w:t xml:space="preserve"> Skill AP  (APSSDC), kuppam                                                           </w:t>
       </w:r>
       <w:r>
         <w:rPr>
@@ -3120,25 +2935,7 @@
           <w:sz w:val="24"/>
           <w:szCs w:val="24"/>
         </w:rPr>
-        <w:t xml:space="preserve"> software </w:t>
-      </w:r>
-      <w:proofErr w:type="gramStart"/>
-      <w:r>
-        <w:rPr>
-          <w:rFonts w:ascii="Times New Roman" w:hAnsi="Times New Roman" w:cs="Times New Roman"/>
-          <w:sz w:val="24"/>
-          <w:szCs w:val="24"/>
-        </w:rPr>
-        <w:t>solutions,bengalore</w:t>
-      </w:r>
-      <w:proofErr w:type="gramEnd"/>
-      <w:r>
-        <w:rPr>
-          <w:rFonts w:ascii="Times New Roman" w:hAnsi="Times New Roman" w:cs="Times New Roman"/>
-          <w:sz w:val="24"/>
-          <w:szCs w:val="24"/>
-        </w:rPr>
-        <w:t xml:space="preserve">          </w:t>
+        <w:t xml:space="preserve"> software solutions,bengalore          </w:t>
       </w:r>
       <w:r>
         <w:rPr>
@@ -3154,33 +2951,15 @@
           <w:sz w:val="24"/>
           <w:szCs w:val="24"/>
         </w:rPr>
-        <w:t xml:space="preserve"> </w:t>
-      </w:r>
-      <w:proofErr w:type="gramStart"/>
-      <w:r>
-        <w:rPr>
-          <w:rFonts w:ascii="Times New Roman" w:hAnsi="Times New Roman" w:cs="Times New Roman"/>
-          <w:sz w:val="24"/>
-          <w:szCs w:val="24"/>
-        </w:rPr>
-        <w:t xml:space="preserve">- </w:t>
-      </w:r>
-      <w:r>
-        <w:rPr>
-          <w:rFonts w:ascii="Times New Roman" w:hAnsi="Times New Roman" w:cs="Times New Roman"/>
-          <w:sz w:val="24"/>
-          <w:szCs w:val="24"/>
-        </w:rPr>
-        <w:t xml:space="preserve"> September</w:t>
-      </w:r>
-      <w:proofErr w:type="gramEnd"/>
-      <w:r>
-        <w:rPr>
-          <w:rFonts w:ascii="Times New Roman" w:hAnsi="Times New Roman" w:cs="Times New Roman"/>
-          <w:sz w:val="24"/>
-          <w:szCs w:val="24"/>
-        </w:rPr>
-        <w:t xml:space="preserve">  2025</w:t>
+        <w:t xml:space="preserve"> - </w:t>
+      </w:r>
+      <w:r>
+        <w:rPr>
+          <w:rFonts w:ascii="Times New Roman" w:hAnsi="Times New Roman" w:cs="Times New Roman"/>
+          <w:sz w:val="24"/>
+          <w:szCs w:val="24"/>
+        </w:rPr>
+        <w:t xml:space="preserve"> September  2025</w:t>
       </w:r>
       <w:r>
         <w:rPr>
@@ -4922,10 +4701,6 @@
 </file>
 
 <file path=customXml/item1.xml><?xml version="1.0" encoding="utf-8"?>
-<b:Sources xmlns:b="http://schemas.openxmlformats.org/officeDocument/2006/bibliography" xmlns="http://schemas.openxmlformats.org/officeDocument/2006/bibliography" SelectedStyle="\APASixthEditionOfficeOnline.xsl" StyleName="APA" Version="6"/>
-</file>
-
-<file path=customXml/item2.xml><?xml version="1.0" encoding="utf-8"?>
 <s:customData xmlns="http://www.wps.cn/officeDocument/2013/wpsCustomData" xmlns:s="http://www.wps.cn/officeDocument/2013/wpsCustomData">
   <customSectProps/>
   <customShpExts>
@@ -4934,18 +4709,22 @@
 </s:customData>
 </file>
 
+<file path=customXml/item2.xml><?xml version="1.0" encoding="utf-8"?>
+<b:Sources xmlns:b="http://schemas.openxmlformats.org/officeDocument/2006/bibliography" xmlns="http://schemas.openxmlformats.org/officeDocument/2006/bibliography" SelectedStyle="\APASixthEditionOfficeOnline.xsl" StyleName="APA" Version="6"/>
+</file>
+
 <file path=customXml/itemProps1.xml><?xml version="1.0" encoding="utf-8"?>
+<ds:datastoreItem xmlns:ds="http://schemas.openxmlformats.org/officeDocument/2006/customXml" ds:itemID="{B1977F7D-205B-4081-913C-38D41E755F92}">
+  <ds:schemaRefs>
+    <ds:schemaRef ds:uri="http://www.wps.cn/officeDocument/2013/wpsCustomData"/>
+  </ds:schemaRefs>
+</ds:datastoreItem>
+</file>
+
+<file path=customXml/itemProps2.xml><?xml version="1.0" encoding="utf-8"?>
 <ds:datastoreItem xmlns:ds="http://schemas.openxmlformats.org/officeDocument/2006/customXml" ds:itemID="{049DA9FC-1F5B-4A7C-A064-F83E2C896798}">
   <ds:schemaRefs>
     <ds:schemaRef ds:uri="http://schemas.openxmlformats.org/officeDocument/2006/bibliography"/>
   </ds:schemaRefs>
 </ds:datastoreItem>
-</file>
-
-<file path=customXml/itemProps2.xml><?xml version="1.0" encoding="utf-8"?>
-<ds:datastoreItem xmlns:ds="http://schemas.openxmlformats.org/officeDocument/2006/customXml" ds:itemID="{B1977F7D-205B-4081-913C-38D41E755F92}">
-  <ds:schemaRefs>
-    <ds:schemaRef ds:uri="http://www.wps.cn/officeDocument/2013/wpsCustomData"/>
-  </ds:schemaRefs>
-</ds:datastoreItem>
 </file>